--- a/public/ContractForm/comm_yunxin/quota_rate_confirmation.docx
+++ b/public/ContractForm/comm_yunxin/quota_rate_confirmation.docx
@@ -45,155 +45,93 @@
     </w:p>
     <w:p>
       <w:pPr>
-        <w:keepNext w:val="0"/>
-        <w:keepLines w:val="0"/>
-        <w:pageBreakBefore w:val="0"/>
-        <w:widowControl w:val="0"/>
-        <w:kinsoku/>
-        <w:wordWrap/>
-        <w:overflowPunct/>
-        <w:topLinePunct w:val="0"/>
-        <w:autoSpaceDE/>
-        <w:autoSpaceDN/>
-        <w:bidi w:val="0"/>
-        <w:adjustRightInd/>
-        <w:snapToGrid/>
-        <w:spacing w:line="360" w:lineRule="auto"/>
-        <w:textAlignment w:val="auto"/>
+        <w:spacing w:line="340" w:lineRule="exact"/>
         <w:rPr>
           <w:rFonts w:hint="eastAsia" w:ascii="仿宋" w:hAnsi="仿宋" w:eastAsia="仿宋" w:cs="仿宋"/>
-          <w:sz w:val="24"/>
-          <w:szCs w:val="24"/>
+          <w:sz w:val="22"/>
+          <w:szCs w:val="22"/>
         </w:rPr>
       </w:pPr>
       <w:r>
         <w:rPr>
           <w:rFonts w:hint="eastAsia" w:ascii="仿宋" w:hAnsi="仿宋" w:eastAsia="仿宋" w:cs="仿宋"/>
-          <w:sz w:val="24"/>
-          <w:szCs w:val="24"/>
+          <w:sz w:val="22"/>
+          <w:szCs w:val="22"/>
         </w:rPr>
         <w:t>中企云链股份有限公司：</w:t>
       </w:r>
     </w:p>
     <w:p>
       <w:pPr>
-        <w:keepNext w:val="0"/>
-        <w:keepLines w:val="0"/>
-        <w:pageBreakBefore w:val="0"/>
-        <w:widowControl w:val="0"/>
-        <w:kinsoku/>
-        <w:wordWrap/>
-        <w:overflowPunct/>
-        <w:topLinePunct w:val="0"/>
-        <w:autoSpaceDE/>
-        <w:autoSpaceDN/>
-        <w:bidi w:val="0"/>
-        <w:adjustRightInd/>
-        <w:snapToGrid/>
-        <w:spacing w:line="360" w:lineRule="auto"/>
-        <w:ind w:right="128" w:rightChars="40" w:firstLine="480" w:firstLineChars="200"/>
-        <w:textAlignment w:val="auto"/>
+        <w:spacing w:line="340" w:lineRule="exact"/>
+        <w:ind w:right="128" w:rightChars="40" w:firstLine="440" w:firstLineChars="200"/>
         <w:rPr>
           <w:rFonts w:hint="eastAsia" w:ascii="仿宋" w:hAnsi="仿宋" w:eastAsia="仿宋" w:cs="仿宋"/>
-          <w:sz w:val="24"/>
-          <w:szCs w:val="24"/>
+          <w:sz w:val="22"/>
+          <w:szCs w:val="22"/>
         </w:rPr>
       </w:pPr>
       <w:r>
         <w:rPr>
           <w:rFonts w:hint="eastAsia" w:ascii="仿宋" w:hAnsi="仿宋" w:eastAsia="仿宋" w:cs="仿宋"/>
-          <w:sz w:val="24"/>
-          <w:szCs w:val="24"/>
+          <w:sz w:val="22"/>
+          <w:szCs w:val="22"/>
         </w:rPr>
         <w:t>我公司系贵公司运营的网站平台（网址：</w:t>
       </w:r>
       <w:r>
         <w:rPr>
           <w:rFonts w:hint="eastAsia" w:ascii="仿宋" w:hAnsi="仿宋" w:eastAsia="仿宋" w:cs="仿宋"/>
-          <w:sz w:val="24"/>
-          <w:szCs w:val="24"/>
+          <w:sz w:val="22"/>
+          <w:szCs w:val="22"/>
         </w:rPr>
         <w:fldChar w:fldCharType="begin"/>
       </w:r>
       <w:r>
         <w:rPr>
           <w:rFonts w:hint="eastAsia" w:ascii="仿宋" w:hAnsi="仿宋" w:eastAsia="仿宋" w:cs="仿宋"/>
-          <w:sz w:val="24"/>
-          <w:szCs w:val="24"/>
+          <w:sz w:val="22"/>
+          <w:szCs w:val="22"/>
         </w:rPr>
         <w:instrText xml:space="preserve"> HYPERLINK "http://www.yljr.com" </w:instrText>
       </w:r>
       <w:r>
         <w:rPr>
           <w:rFonts w:hint="eastAsia" w:ascii="仿宋" w:hAnsi="仿宋" w:eastAsia="仿宋" w:cs="仿宋"/>
-          <w:sz w:val="24"/>
-          <w:szCs w:val="24"/>
+          <w:sz w:val="22"/>
+          <w:szCs w:val="22"/>
         </w:rPr>
         <w:fldChar w:fldCharType="separate"/>
       </w:r>
       <w:r>
         <w:rPr>
           <w:rFonts w:hint="eastAsia" w:ascii="仿宋" w:hAnsi="仿宋" w:eastAsia="仿宋" w:cs="仿宋"/>
-          <w:sz w:val="24"/>
-          <w:szCs w:val="24"/>
+          <w:sz w:val="22"/>
+          <w:szCs w:val="22"/>
         </w:rPr>
         <w:t>www.yljr.com</w:t>
       </w:r>
       <w:r>
         <w:rPr>
           <w:rFonts w:hint="eastAsia" w:ascii="仿宋" w:hAnsi="仿宋" w:eastAsia="仿宋" w:cs="仿宋"/>
-          <w:sz w:val="24"/>
-          <w:szCs w:val="24"/>
+          <w:sz w:val="22"/>
+          <w:szCs w:val="22"/>
         </w:rPr>
         <w:fldChar w:fldCharType="end"/>
       </w:r>
       <w:r>
         <w:rPr>
           <w:rFonts w:hint="eastAsia" w:ascii="仿宋" w:hAnsi="仿宋" w:eastAsia="仿宋" w:cs="仿宋"/>
-          <w:sz w:val="24"/>
-          <w:szCs w:val="24"/>
-        </w:rPr>
-        <w:t>）上的</w:t>
+          <w:sz w:val="22"/>
+          <w:szCs w:val="22"/>
+        </w:rPr>
+        <w:t>）上的{{quotaLetterGroupMode}}用户，根据我公司（含我公司</w:t>
       </w:r>
       <w:r>
         <w:rPr>
           <w:rFonts w:hint="eastAsia" w:ascii="仿宋" w:hAnsi="仿宋" w:eastAsia="仿宋" w:cs="仿宋"/>
-          <w:sz w:val="24"/>
-          <w:szCs w:val="24"/>
-          <w:lang w:val="en-US" w:eastAsia="zh-CN"/>
-        </w:rPr>
-        <w:t>{{</w:t>
-      </w:r>
-      <w:r>
-        <w:rPr>
-          <w:rFonts w:hint="eastAsia" w:ascii="仿宋" w:hAnsi="仿宋" w:eastAsia="仿宋" w:cs="仿宋"/>
-          <w:sz w:val="24"/>
-          <w:szCs w:val="24"/>
-        </w:rPr>
-        <w:t>quotaLetterGroupMode</w:t>
-      </w:r>
-      <w:r>
-        <w:rPr>
-          <w:rFonts w:hint="eastAsia" w:ascii="仿宋" w:hAnsi="仿宋" w:eastAsia="仿宋" w:cs="仿宋"/>
-          <w:sz w:val="24"/>
-          <w:szCs w:val="24"/>
-          <w:lang w:val="en-US" w:eastAsia="zh-CN"/>
-        </w:rPr>
-        <w:t>}}</w:t>
-      </w:r>
-      <w:r>
-        <w:rPr>
-          <w:rFonts w:hint="eastAsia" w:ascii="仿宋" w:hAnsi="仿宋" w:eastAsia="仿宋" w:cs="仿宋"/>
-          <w:sz w:val="24"/>
-          <w:szCs w:val="24"/>
-        </w:rPr>
-        <w:t>用户，根据我公司（含我公司</w:t>
-      </w:r>
-      <w:r>
-        <w:rPr>
-          <w:rFonts w:hint="eastAsia" w:ascii="仿宋" w:hAnsi="仿宋" w:eastAsia="仿宋" w:cs="仿宋"/>
-          <w:sz w:val="24"/>
-          <w:szCs w:val="24"/>
+          <w:sz w:val="22"/>
+          <w:szCs w:val="22"/>
           <w:lang w:val="en-US" w:eastAsia="zh-CN"/>
         </w:rPr>
         <w:t>集团内</w:t>
@@ -201,16 +139,16 @@
       <w:r>
         <w:rPr>
           <w:rFonts w:hint="eastAsia" w:ascii="仿宋" w:hAnsi="仿宋" w:eastAsia="仿宋" w:cs="仿宋"/>
-          <w:sz w:val="24"/>
-          <w:szCs w:val="24"/>
+          <w:sz w:val="22"/>
+          <w:szCs w:val="22"/>
         </w:rPr>
         <w:t>企业</w:t>
       </w:r>
       <w:r>
         <w:rPr>
           <w:rFonts w:hint="eastAsia" w:ascii="仿宋" w:hAnsi="仿宋" w:eastAsia="仿宋" w:cs="仿宋"/>
-          <w:sz w:val="24"/>
-          <w:szCs w:val="24"/>
+          <w:sz w:val="22"/>
+          <w:szCs w:val="22"/>
           <w:lang w:eastAsia="zh-CN"/>
         </w:rPr>
         <w:t>，</w:t>
@@ -218,8 +156,8 @@
       <w:r>
         <w:rPr>
           <w:rFonts w:hint="eastAsia" w:ascii="仿宋" w:hAnsi="仿宋" w:eastAsia="仿宋" w:cs="仿宋"/>
-          <w:sz w:val="24"/>
-          <w:szCs w:val="24"/>
+          <w:sz w:val="22"/>
+          <w:szCs w:val="22"/>
           <w:lang w:val="en-US" w:eastAsia="zh-CN"/>
         </w:rPr>
         <w:t>下同</w:t>
@@ -227,10 +165,53 @@
       <w:r>
         <w:rPr>
           <w:rFonts w:hint="eastAsia" w:ascii="仿宋" w:hAnsi="仿宋" w:eastAsia="仿宋" w:cs="仿宋"/>
-          <w:sz w:val="24"/>
-          <w:szCs w:val="24"/>
+          <w:sz w:val="22"/>
+          <w:szCs w:val="22"/>
         </w:rPr>
         <w:t>）与</w:t>
+      </w:r>
+      <w:r>
+        <w:rPr>
+          <w:rFonts w:hint="eastAsia" w:ascii="仿宋" w:hAnsi="仿宋" w:eastAsia="仿宋" w:cs="仿宋"/>
+          <w:sz w:val="22"/>
+          <w:szCs w:val="22"/>
+          <w:u w:val="single"/>
+        </w:rPr>
+        <w:t>{{branchName}}（以下简称“资金方”）</w:t>
+      </w:r>
+      <w:r>
+        <w:rPr>
+          <w:rFonts w:hint="eastAsia" w:ascii="仿宋" w:hAnsi="仿宋" w:eastAsia="仿宋" w:cs="仿宋"/>
+          <w:sz w:val="22"/>
+          <w:szCs w:val="22"/>
+        </w:rPr>
+        <w:t>、</w:t>
+      </w:r>
+      <w:r>
+        <w:rPr>
+          <w:rFonts w:hint="eastAsia" w:ascii="仿宋" w:hAnsi="仿宋" w:eastAsia="仿宋" w:cs="仿宋"/>
+          <w:color w:val="auto"/>
+          <w:sz w:val="22"/>
+          <w:szCs w:val="22"/>
+        </w:rPr>
+        <w:t>中企云链股份有限公司签署</w:t>
+      </w:r>
+      <w:r>
+        <w:rPr>
+          <w:rFonts w:hint="eastAsia" w:ascii="仿宋" w:hAnsi="仿宋" w:eastAsia="仿宋" w:cs="仿宋"/>
+          <w:sz w:val="22"/>
+          <w:szCs w:val="22"/>
+        </w:rPr>
+        <w:t>的</w:t>
+      </w:r>
+      <w:r>
+        <w:rPr>
+          <w:rFonts w:hint="eastAsia" w:ascii="仿宋" w:hAnsi="仿宋" w:eastAsia="仿宋" w:cs="仿宋"/>
+          <w:sz w:val="22"/>
+          <w:szCs w:val="22"/>
+          <w:u w:val="single"/>
+        </w:rPr>
+        <w:t>《</w:t>
       </w:r>
       <w:r>
         <w:rPr>
@@ -238,58 +219,14 @@
           <w:sz w:val="24"/>
           <w:szCs w:val="24"/>
           <w:u w:val="single"/>
-          <w:lang w:val="en-US" w:eastAsia="zh-CN"/>
-        </w:rPr>
-        <w:t>{{branchName}}</w:t>
+        </w:rPr>
+        <w:t>快易付业务合作协议</w:t>
       </w:r>
       <w:r>
         <w:rPr>
           <w:rFonts w:hint="eastAsia" w:ascii="仿宋" w:hAnsi="仿宋" w:eastAsia="仿宋" w:cs="仿宋"/>
-          <w:sz w:val="24"/>
-          <w:szCs w:val="24"/>
-          <w:u w:val="single"/>
-        </w:rPr>
-        <w:t>（以下简称“资金方”）</w:t>
-      </w:r>
-      <w:r>
-        <w:rPr>
-          <w:rFonts w:hint="eastAsia" w:ascii="仿宋" w:hAnsi="仿宋" w:eastAsia="仿宋" w:cs="仿宋"/>
-          <w:sz w:val="24"/>
-          <w:szCs w:val="24"/>
-        </w:rPr>
-        <w:t>、</w:t>
-      </w:r>
-      <w:r>
-        <w:rPr>
-          <w:rFonts w:hint="eastAsia" w:ascii="仿宋" w:hAnsi="仿宋" w:eastAsia="仿宋" w:cs="仿宋"/>
-          <w:color w:val="auto"/>
-          <w:sz w:val="24"/>
-          <w:szCs w:val="24"/>
-        </w:rPr>
-        <w:t>中企云链股份有限公司</w:t>
-      </w:r>
-      <w:r>
-        <w:rPr>
-          <w:rFonts w:hint="eastAsia" w:ascii="仿宋" w:hAnsi="仿宋" w:eastAsia="仿宋" w:cs="仿宋"/>
-          <w:sz w:val="24"/>
-          <w:szCs w:val="24"/>
-        </w:rPr>
-        <w:t>签署的</w:t>
-      </w:r>
-      <w:r>
-        <w:rPr>
-          <w:rFonts w:hint="eastAsia" w:ascii="仿宋" w:hAnsi="仿宋" w:eastAsia="仿宋" w:cs="仿宋"/>
-          <w:sz w:val="24"/>
-          <w:szCs w:val="24"/>
-          <w:u w:val="single"/>
-        </w:rPr>
-        <w:t>《快易付业务合作协议</w:t>
-      </w:r>
-      <w:r>
-        <w:rPr>
-          <w:rFonts w:hint="eastAsia" w:ascii="仿宋" w:hAnsi="仿宋" w:eastAsia="仿宋" w:cs="仿宋"/>
-          <w:sz w:val="24"/>
-          <w:szCs w:val="24"/>
+          <w:sz w:val="22"/>
+          <w:szCs w:val="22"/>
           <w:u w:val="single"/>
           <w:lang w:eastAsia="zh-CN"/>
         </w:rPr>
@@ -298,22 +235,11 @@
       <w:r>
         <w:rPr>
           <w:rFonts w:hint="eastAsia" w:ascii="仿宋" w:hAnsi="仿宋" w:eastAsia="仿宋" w:cs="仿宋"/>
-          <w:sz w:val="24"/>
-          <w:szCs w:val="24"/>
+          <w:sz w:val="22"/>
+          <w:szCs w:val="22"/>
         </w:rPr>
         <w:t>，我公司对云信开立额度、手续费费率及其他相关事项确认如下：</w:t>
       </w:r>
-    </w:p>
-    <w:p>
-      <w:pPr>
-        <w:spacing w:line="340" w:lineRule="exact"/>
-        <w:ind w:firstLine="440" w:firstLineChars="200"/>
-        <w:rPr>
-          <w:rFonts w:hint="eastAsia" w:ascii="仿宋" w:hAnsi="仿宋" w:eastAsia="仿宋" w:cs="仿宋"/>
-          <w:sz w:val="22"/>
-          <w:szCs w:val="22"/>
-        </w:rPr>
-      </w:pPr>
     </w:p>
     <w:tbl>
       <w:tblPr>
@@ -641,8 +567,21 @@
                 <w:kern w:val="0"/>
                 <w:sz w:val="22"/>
                 <w:szCs w:val="22"/>
-              </w:rPr>
-              <w:t>年化%</w:t>
+                <w:lang w:val="en-US" w:eastAsia="zh-CN"/>
+              </w:rPr>
+              <w:t>{{platformFeeType}}</w:t>
+            </w:r>
+            <w:r>
+              <w:rPr>
+                <w:rFonts w:hint="eastAsia" w:ascii="仿宋" w:hAnsi="仿宋" w:eastAsia="仿宋" w:cs="仿宋"/>
+                <w:b/>
+                <w:bCs/>
+                <w:color w:val="000000"/>
+                <w:kern w:val="0"/>
+                <w:sz w:val="22"/>
+                <w:szCs w:val="22"/>
+              </w:rPr>
+              <w:t>%</w:t>
             </w:r>
             <w:r>
               <w:rPr>
@@ -670,6 +609,7 @@
             <w:insideH w:val="single" w:color="auto" w:sz="4" w:space="0"/>
             <w:insideV w:val="single" w:color="auto" w:sz="4" w:space="0"/>
           </w:tblBorders>
+          <w:shd w:val="clear" w:color="auto" w:fill="auto"/>
           <w:tblCellMar>
             <w:top w:w="0" w:type="dxa"/>
             <w:left w:w="108" w:type="dxa"/>
@@ -774,33 +714,21 @@
                 <w:sz w:val="22"/>
                 <w:szCs w:val="22"/>
               </w:rPr>
-              <w:t>融资利率（年化%）</w:t>
-            </w:r>
-          </w:p>
-        </w:tc>
-        <w:tc>
-          <w:tcPr>
-            <w:tcW w:w="1422" w:type="dxa"/>
-            <w:shd w:val="clear" w:color="auto" w:fill="BFBFBF"/>
-            <w:vAlign w:val="center"/>
-          </w:tcPr>
-          <w:p>
-            <w:pPr>
-              <w:widowControl/>
-              <w:spacing w:line="340" w:lineRule="exact"/>
-              <w:jc w:val="center"/>
+              <w:t>融资利率（</w:t>
+            </w:r>
+            <w:r>
               <w:rPr>
                 <w:rFonts w:hint="eastAsia" w:ascii="仿宋" w:hAnsi="仿宋" w:eastAsia="仿宋" w:cs="仿宋"/>
                 <w:b/>
                 <w:bCs/>
-                <w:i w:val="0"/>
-                <w:iCs w:val="0"/>
-                <w:color w:val="000000"/>
-                <w:kern w:val="2"/>
-                <w:sz w:val="24"/>
-                <w:szCs w:val="24"/>
-              </w:rPr>
-            </w:pPr>
+                <w:color w:val="000000"/>
+                <w:kern w:val="0"/>
+                <w:sz w:val="22"/>
+                <w:szCs w:val="22"/>
+                <w:lang w:val="en-US" w:eastAsia="zh-CN"/>
+              </w:rPr>
+              <w:t>{{financingRateType}}</w:t>
+            </w:r>
             <w:r>
               <w:rPr>
                 <w:rFonts w:hint="eastAsia" w:ascii="仿宋" w:hAnsi="仿宋" w:eastAsia="仿宋" w:cs="仿宋"/>
@@ -811,7 +739,69 @@
                 <w:sz w:val="22"/>
                 <w:szCs w:val="22"/>
               </w:rPr>
-              <w:t>手续费率（非年化%）</w:t>
+              <w:t>%）</w:t>
+            </w:r>
+          </w:p>
+        </w:tc>
+        <w:tc>
+          <w:tcPr>
+            <w:tcW w:w="1422" w:type="dxa"/>
+            <w:shd w:val="clear" w:color="auto" w:fill="BFBFBF"/>
+            <w:vAlign w:val="center"/>
+          </w:tcPr>
+          <w:p>
+            <w:pPr>
+              <w:widowControl/>
+              <w:spacing w:line="340" w:lineRule="exact"/>
+              <w:jc w:val="center"/>
+              <w:rPr>
+                <w:rFonts w:hint="eastAsia" w:ascii="仿宋" w:hAnsi="仿宋" w:eastAsia="仿宋" w:cs="仿宋"/>
+                <w:b/>
+                <w:bCs/>
+                <w:i w:val="0"/>
+                <w:iCs w:val="0"/>
+                <w:color w:val="000000"/>
+                <w:kern w:val="2"/>
+                <w:sz w:val="24"/>
+                <w:szCs w:val="24"/>
+              </w:rPr>
+            </w:pPr>
+            <w:r>
+              <w:rPr>
+                <w:rFonts w:hint="eastAsia" w:ascii="仿宋" w:hAnsi="仿宋" w:eastAsia="仿宋" w:cs="仿宋"/>
+                <w:b/>
+                <w:bCs/>
+                <w:color w:val="000000"/>
+                <w:kern w:val="0"/>
+                <w:sz w:val="22"/>
+                <w:szCs w:val="22"/>
+              </w:rPr>
+              <w:t>手续费率（</w:t>
+            </w:r>
+            <w:r>
+              <w:rPr>
+                <w:rFonts w:hint="eastAsia" w:ascii="仿宋" w:hAnsi="仿宋" w:eastAsia="仿宋" w:cs="仿宋"/>
+                <w:b/>
+                <w:bCs/>
+                <w:color w:val="000000"/>
+                <w:kern w:val="0"/>
+                <w:sz w:val="22"/>
+                <w:szCs w:val="22"/>
+                <w:lang w:val="en-US" w:eastAsia="zh-CN"/>
+              </w:rPr>
+              <w:t>{{factoringFeeType}}</w:t>
+            </w:r>
+            <w:r>
+              <w:rPr>
+                <w:rFonts w:hint="eastAsia" w:ascii="仿宋" w:hAnsi="仿宋" w:eastAsia="仿宋" w:cs="仿宋"/>
+                <w:b/>
+                <w:bCs/>
+                <w:color w:val="000000"/>
+                <w:kern w:val="0"/>
+                <w:sz w:val="22"/>
+                <w:szCs w:val="22"/>
+              </w:rPr>
+              <w:t>%）</w:t>
             </w:r>
           </w:p>
         </w:tc>
@@ -852,6 +842,7 @@
             <w:insideH w:val="single" w:color="auto" w:sz="4" w:space="0"/>
             <w:insideV w:val="single" w:color="auto" w:sz="4" w:space="0"/>
           </w:tblBorders>
+          <w:shd w:val="clear" w:color="auto" w:fill="auto"/>
           <w:tblCellMar>
             <w:top w:w="0" w:type="dxa"/>
             <w:left w:w="108" w:type="dxa"/>
@@ -1112,32 +1103,7 @@
                 <w:szCs w:val="22"/>
                 <w:lang w:val="en-US" w:eastAsia="zh-CN" w:bidi="ar"/>
               </w:rPr>
-              <w:t>{{</w:t>
-            </w:r>
-            <w:r>
-              <w:rPr>
-                <w:rFonts w:hint="eastAsia" w:ascii="宋体" w:hAnsi="宋体" w:eastAsia="宋体" w:cs="宋体"/>
-                <w:i w:val="0"/>
-                <w:iCs w:val="0"/>
-                <w:color w:val="000000"/>
-                <w:kern w:val="2"/>
-                <w:sz w:val="22"/>
-                <w:szCs w:val="22"/>
-              </w:rPr>
-              <w:t>conplatfee0</w:t>
-            </w:r>
-            <w:r>
-              <w:rPr>
-                <w:rFonts w:hint="eastAsia" w:ascii="宋体" w:hAnsi="宋体" w:eastAsia="宋体" w:cs="宋体"/>
-                <w:i w:val="0"/>
-                <w:iCs w:val="0"/>
-                <w:color w:val="000000"/>
-                <w:kern w:val="0"/>
-                <w:sz w:val="22"/>
-                <w:szCs w:val="22"/>
-                <w:lang w:val="en-US" w:eastAsia="zh-CN" w:bidi="ar"/>
-              </w:rPr>
-              <w:t>}}</w:t>
+              <w:t>{{sumplatfee}}</w:t>
             </w:r>
           </w:p>
         </w:tc>
@@ -1152,6 +1118,7 @@
             <w:insideH w:val="single" w:color="auto" w:sz="4" w:space="0"/>
             <w:insideV w:val="single" w:color="auto" w:sz="4" w:space="0"/>
           </w:tblBorders>
+          <w:shd w:val="clear" w:color="auto" w:fill="auto"/>
           <w:tblCellMar>
             <w:top w:w="0" w:type="dxa"/>
             <w:left w:w="108" w:type="dxa"/>
@@ -1243,34 +1210,7 @@
                 <w:szCs w:val="22"/>
                 <w:lang w:val="en-US" w:eastAsia="zh-CN" w:bidi="ar"/>
               </w:rPr>
-              <w:t>{{</w:t>
-            </w:r>
-            <w:r>
-              <w:rPr>
-                <w:rFonts w:hint="eastAsia" w:ascii="宋体" w:hAnsi="宋体" w:eastAsia="宋体" w:cs="宋体"/>
-                <w:i w:val="0"/>
-                <w:iCs w:val="0"/>
-                <w:color w:val="000000"/>
-                <w:kern w:val="0"/>
-                <w:sz w:val="22"/>
-                <w:szCs w:val="22"/>
-                <w:u w:val="none"/>
-                <w:lang w:val="en-US" w:eastAsia="zh-CN" w:bidi="ar"/>
-              </w:rPr>
-              <w:t>consub1_subName</w:t>
-            </w:r>
-            <w:r>
-              <w:rPr>
-                <w:rFonts w:hint="eastAsia" w:ascii="宋体" w:hAnsi="宋体" w:eastAsia="宋体" w:cs="宋体"/>
-                <w:i w:val="0"/>
-                <w:iCs w:val="0"/>
-                <w:color w:val="000000"/>
-                <w:kern w:val="0"/>
-                <w:sz w:val="22"/>
-                <w:szCs w:val="22"/>
-                <w:lang w:val="en-US" w:eastAsia="zh-CN" w:bidi="ar"/>
-              </w:rPr>
-              <w:t>}}</w:t>
+              <w:t>{{consub1_subName}}</w:t>
             </w:r>
           </w:p>
         </w:tc>
@@ -1310,34 +1250,7 @@
                 <w:szCs w:val="22"/>
                 <w:lang w:val="en-US" w:eastAsia="zh-CN" w:bidi="ar"/>
               </w:rPr>
-              <w:t>{{</w:t>
-            </w:r>
-            <w:r>
-              <w:rPr>
-                <w:rFonts w:hint="eastAsia" w:ascii="宋体" w:hAnsi="宋体" w:eastAsia="宋体" w:cs="宋体"/>
-                <w:i w:val="0"/>
-                <w:iCs w:val="0"/>
-                <w:color w:val="000000"/>
-                <w:kern w:val="0"/>
-                <w:sz w:val="22"/>
-                <w:szCs w:val="22"/>
-                <w:u w:val="none"/>
-                <w:lang w:val="en-US" w:eastAsia="zh-CN" w:bidi="ar"/>
-              </w:rPr>
-              <w:t>consub1_subQuota</w:t>
-            </w:r>
-            <w:r>
-              <w:rPr>
-                <w:rFonts w:hint="eastAsia" w:ascii="宋体" w:hAnsi="宋体" w:eastAsia="宋体" w:cs="宋体"/>
-                <w:i w:val="0"/>
-                <w:iCs w:val="0"/>
-                <w:color w:val="000000"/>
-                <w:kern w:val="0"/>
-                <w:sz w:val="22"/>
-                <w:szCs w:val="22"/>
-                <w:lang w:val="en-US" w:eastAsia="zh-CN" w:bidi="ar"/>
-              </w:rPr>
-              <w:t>}}</w:t>
+              <w:t>{{consub1_subQuota}}</w:t>
             </w:r>
           </w:p>
         </w:tc>
@@ -1377,34 +1290,7 @@
                 <w:szCs w:val="22"/>
                 <w:lang w:val="en-US" w:eastAsia="zh-CN" w:bidi="ar"/>
               </w:rPr>
-              <w:t>{{</w:t>
-            </w:r>
-            <w:r>
-              <w:rPr>
-                <w:rFonts w:hint="eastAsia" w:ascii="宋体" w:hAnsi="宋体" w:eastAsia="宋体" w:cs="宋体"/>
-                <w:i w:val="0"/>
-                <w:iCs w:val="0"/>
-                <w:color w:val="000000"/>
-                <w:kern w:val="0"/>
-                <w:sz w:val="22"/>
-                <w:szCs w:val="22"/>
-                <w:u w:val="none"/>
-                <w:lang w:val="en-US" w:eastAsia="zh-CN" w:bidi="ar"/>
-              </w:rPr>
-              <w:t>conrate1</w:t>
-            </w:r>
-            <w:r>
-              <w:rPr>
-                <w:rFonts w:hint="eastAsia" w:ascii="宋体" w:hAnsi="宋体" w:eastAsia="宋体" w:cs="宋体"/>
-                <w:i w:val="0"/>
-                <w:iCs w:val="0"/>
-                <w:color w:val="000000"/>
-                <w:kern w:val="0"/>
-                <w:sz w:val="22"/>
-                <w:szCs w:val="22"/>
-                <w:lang w:val="en-US" w:eastAsia="zh-CN" w:bidi="ar"/>
-              </w:rPr>
-              <w:t>}}</w:t>
+              <w:t>{{conrate1}}</w:t>
             </w:r>
           </w:p>
         </w:tc>
@@ -1444,34 +1330,7 @@
                 <w:szCs w:val="22"/>
                 <w:lang w:val="en-US" w:eastAsia="zh-CN" w:bidi="ar"/>
               </w:rPr>
-              <w:t>{{</w:t>
-            </w:r>
-            <w:r>
-              <w:rPr>
-                <w:rFonts w:hint="eastAsia" w:ascii="宋体" w:hAnsi="宋体" w:eastAsia="宋体" w:cs="宋体"/>
-                <w:i w:val="0"/>
-                <w:iCs w:val="0"/>
-                <w:color w:val="000000"/>
-                <w:kern w:val="0"/>
-                <w:sz w:val="22"/>
-                <w:szCs w:val="22"/>
-                <w:u w:val="none"/>
-                <w:lang w:val="en-US" w:eastAsia="zh-CN" w:bidi="ar"/>
-              </w:rPr>
-              <w:t>conbankfee1</w:t>
-            </w:r>
-            <w:r>
-              <w:rPr>
-                <w:rFonts w:hint="eastAsia" w:ascii="宋体" w:hAnsi="宋体" w:eastAsia="宋体" w:cs="宋体"/>
-                <w:i w:val="0"/>
-                <w:iCs w:val="0"/>
-                <w:color w:val="000000"/>
-                <w:kern w:val="0"/>
-                <w:sz w:val="22"/>
-                <w:szCs w:val="22"/>
-                <w:lang w:val="en-US" w:eastAsia="zh-CN" w:bidi="ar"/>
-              </w:rPr>
-              <w:t>}}</w:t>
+              <w:t>{{conbankfee1}}</w:t>
             </w:r>
           </w:p>
         </w:tc>
@@ -1511,34 +1370,7 @@
                 <w:szCs w:val="22"/>
                 <w:lang w:val="en-US" w:eastAsia="zh-CN" w:bidi="ar"/>
               </w:rPr>
-              <w:t>{{</w:t>
-            </w:r>
-            <w:r>
-              <w:rPr>
-                <w:rFonts w:hint="eastAsia" w:ascii="宋体" w:hAnsi="宋体" w:eastAsia="宋体" w:cs="宋体"/>
-                <w:i w:val="0"/>
-                <w:iCs w:val="0"/>
-                <w:color w:val="000000"/>
-                <w:kern w:val="0"/>
-                <w:sz w:val="22"/>
-                <w:szCs w:val="22"/>
-                <w:u w:val="none"/>
-                <w:lang w:val="en-US" w:eastAsia="zh-CN" w:bidi="ar"/>
-              </w:rPr>
-              <w:t>conplatfee1</w:t>
-            </w:r>
-            <w:r>
-              <w:rPr>
-                <w:rFonts w:hint="eastAsia" w:ascii="宋体" w:hAnsi="宋体" w:eastAsia="宋体" w:cs="宋体"/>
-                <w:i w:val="0"/>
-                <w:iCs w:val="0"/>
-                <w:color w:val="000000"/>
-                <w:kern w:val="0"/>
-                <w:sz w:val="22"/>
-                <w:szCs w:val="22"/>
-                <w:lang w:val="en-US" w:eastAsia="zh-CN" w:bidi="ar"/>
-              </w:rPr>
-              <w:t>}}</w:t>
+              <w:t>{{sumplatfee}}</w:t>
             </w:r>
           </w:p>
         </w:tc>
@@ -1553,6 +1385,7 @@
             <w:insideH w:val="single" w:color="auto" w:sz="4" w:space="0"/>
             <w:insideV w:val="single" w:color="auto" w:sz="4" w:space="0"/>
           </w:tblBorders>
+          <w:shd w:val="clear" w:color="auto" w:fill="auto"/>
           <w:tblCellMar>
             <w:top w:w="0" w:type="dxa"/>
             <w:left w:w="108" w:type="dxa"/>
@@ -1644,34 +1477,7 @@
                 <w:szCs w:val="22"/>
                 <w:lang w:val="en-US" w:eastAsia="zh-CN" w:bidi="ar"/>
               </w:rPr>
-              <w:t>{{</w:t>
-            </w:r>
-            <w:r>
-              <w:rPr>
-                <w:rFonts w:hint="eastAsia" w:ascii="宋体" w:hAnsi="宋体" w:eastAsia="宋体" w:cs="宋体"/>
-                <w:i w:val="0"/>
-                <w:iCs w:val="0"/>
-                <w:color w:val="000000"/>
-                <w:kern w:val="0"/>
-                <w:sz w:val="22"/>
-                <w:szCs w:val="22"/>
-                <w:u w:val="none"/>
-                <w:lang w:val="en-US" w:eastAsia="zh-CN" w:bidi="ar"/>
-              </w:rPr>
-              <w:t>consub2_subName</w:t>
-            </w:r>
-            <w:r>
-              <w:rPr>
-                <w:rFonts w:hint="eastAsia" w:ascii="宋体" w:hAnsi="宋体" w:eastAsia="宋体" w:cs="宋体"/>
-                <w:i w:val="0"/>
-                <w:iCs w:val="0"/>
-                <w:color w:val="000000"/>
-                <w:kern w:val="0"/>
-                <w:sz w:val="22"/>
-                <w:szCs w:val="22"/>
-                <w:lang w:val="en-US" w:eastAsia="zh-CN" w:bidi="ar"/>
-              </w:rPr>
-              <w:t>}}</w:t>
+              <w:t>{{consub2_subName}}</w:t>
             </w:r>
           </w:p>
         </w:tc>
@@ -1711,34 +1517,7 @@
                 <w:szCs w:val="22"/>
                 <w:lang w:val="en-US" w:eastAsia="zh-CN" w:bidi="ar"/>
               </w:rPr>
-              <w:t>{{</w:t>
-            </w:r>
-            <w:r>
-              <w:rPr>
-                <w:rFonts w:hint="eastAsia" w:ascii="宋体" w:hAnsi="宋体" w:eastAsia="宋体" w:cs="宋体"/>
-                <w:i w:val="0"/>
-                <w:iCs w:val="0"/>
-                <w:color w:val="000000"/>
-                <w:kern w:val="0"/>
-                <w:sz w:val="22"/>
-                <w:szCs w:val="22"/>
-                <w:u w:val="none"/>
-                <w:lang w:val="en-US" w:eastAsia="zh-CN" w:bidi="ar"/>
-              </w:rPr>
-              <w:t>consub2_subQuota</w:t>
-            </w:r>
-            <w:r>
-              <w:rPr>
-                <w:rFonts w:hint="eastAsia" w:ascii="宋体" w:hAnsi="宋体" w:eastAsia="宋体" w:cs="宋体"/>
-                <w:i w:val="0"/>
-                <w:iCs w:val="0"/>
-                <w:color w:val="000000"/>
-                <w:kern w:val="0"/>
-                <w:sz w:val="22"/>
-                <w:szCs w:val="22"/>
-                <w:lang w:val="en-US" w:eastAsia="zh-CN" w:bidi="ar"/>
-              </w:rPr>
-              <w:t>}}</w:t>
+              <w:t>{{consub2_subQuota}}</w:t>
             </w:r>
           </w:p>
         </w:tc>
@@ -1778,34 +1557,7 @@
                 <w:szCs w:val="22"/>
                 <w:lang w:val="en-US" w:eastAsia="zh-CN" w:bidi="ar"/>
               </w:rPr>
-              <w:t>{{</w:t>
-            </w:r>
-            <w:r>
-              <w:rPr>
-                <w:rFonts w:hint="eastAsia" w:ascii="宋体" w:hAnsi="宋体" w:eastAsia="宋体" w:cs="宋体"/>
-                <w:i w:val="0"/>
-                <w:iCs w:val="0"/>
-                <w:color w:val="000000"/>
-                <w:kern w:val="0"/>
-                <w:sz w:val="22"/>
-                <w:szCs w:val="22"/>
-                <w:u w:val="none"/>
-                <w:lang w:val="en-US" w:eastAsia="zh-CN" w:bidi="ar"/>
-              </w:rPr>
-              <w:t>conrate2</w:t>
-            </w:r>
-            <w:r>
-              <w:rPr>
-                <w:rFonts w:hint="eastAsia" w:ascii="宋体" w:hAnsi="宋体" w:eastAsia="宋体" w:cs="宋体"/>
-                <w:i w:val="0"/>
-                <w:iCs w:val="0"/>
-                <w:color w:val="000000"/>
-                <w:kern w:val="0"/>
-                <w:sz w:val="22"/>
-                <w:szCs w:val="22"/>
-                <w:lang w:val="en-US" w:eastAsia="zh-CN" w:bidi="ar"/>
-              </w:rPr>
-              <w:t>}}</w:t>
+              <w:t>{{conrate2}}</w:t>
             </w:r>
           </w:p>
         </w:tc>
@@ -1845,34 +1597,7 @@
                 <w:szCs w:val="22"/>
                 <w:lang w:val="en-US" w:eastAsia="zh-CN" w:bidi="ar"/>
               </w:rPr>
-              <w:t>{{</w:t>
-            </w:r>
-            <w:r>
-              <w:rPr>
-                <w:rFonts w:hint="eastAsia" w:ascii="宋体" w:hAnsi="宋体" w:eastAsia="宋体" w:cs="宋体"/>
-                <w:i w:val="0"/>
-                <w:iCs w:val="0"/>
-                <w:color w:val="000000"/>
-                <w:kern w:val="0"/>
-                <w:sz w:val="22"/>
-                <w:szCs w:val="22"/>
-                <w:u w:val="none"/>
-                <w:lang w:val="en-US" w:eastAsia="zh-CN" w:bidi="ar"/>
-              </w:rPr>
-              <w:t>conbankfee2</w:t>
-            </w:r>
-            <w:r>
-              <w:rPr>
-                <w:rFonts w:hint="eastAsia" w:ascii="宋体" w:hAnsi="宋体" w:eastAsia="宋体" w:cs="宋体"/>
-                <w:i w:val="0"/>
-                <w:iCs w:val="0"/>
-                <w:color w:val="000000"/>
-                <w:kern w:val="0"/>
-                <w:sz w:val="22"/>
-                <w:szCs w:val="22"/>
-                <w:lang w:val="en-US" w:eastAsia="zh-CN" w:bidi="ar"/>
-              </w:rPr>
-              <w:t>}}</w:t>
+              <w:t>{{conbankfee2}}</w:t>
             </w:r>
           </w:p>
         </w:tc>
@@ -1912,34 +1637,7 @@
                 <w:szCs w:val="22"/>
                 <w:lang w:val="en-US" w:eastAsia="zh-CN" w:bidi="ar"/>
               </w:rPr>
-              <w:t>{{</w:t>
-            </w:r>
-            <w:r>
-              <w:rPr>
-                <w:rFonts w:hint="eastAsia" w:ascii="宋体" w:hAnsi="宋体" w:eastAsia="宋体" w:cs="宋体"/>
-                <w:i w:val="0"/>
-                <w:iCs w:val="0"/>
-                <w:color w:val="000000"/>
-                <w:kern w:val="0"/>
-                <w:sz w:val="22"/>
-                <w:szCs w:val="22"/>
-                <w:u w:val="none"/>
-                <w:lang w:val="en-US" w:eastAsia="zh-CN" w:bidi="ar"/>
-              </w:rPr>
-              <w:t>conplatfee2</w:t>
-            </w:r>
-            <w:r>
-              <w:rPr>
-                <w:rFonts w:hint="eastAsia" w:ascii="宋体" w:hAnsi="宋体" w:eastAsia="宋体" w:cs="宋体"/>
-                <w:i w:val="0"/>
-                <w:iCs w:val="0"/>
-                <w:color w:val="000000"/>
-                <w:kern w:val="0"/>
-                <w:sz w:val="22"/>
-                <w:szCs w:val="22"/>
-                <w:lang w:val="en-US" w:eastAsia="zh-CN" w:bidi="ar"/>
-              </w:rPr>
-              <w:t>}}</w:t>
+              <w:t>{{sumplatfee}}</w:t>
             </w:r>
           </w:p>
         </w:tc>
@@ -1954,6 +1652,7 @@
             <w:insideH w:val="single" w:color="auto" w:sz="4" w:space="0"/>
             <w:insideV w:val="single" w:color="auto" w:sz="4" w:space="0"/>
           </w:tblBorders>
+          <w:shd w:val="clear" w:color="auto" w:fill="auto"/>
           <w:tblCellMar>
             <w:top w:w="0" w:type="dxa"/>
             <w:left w:w="108" w:type="dxa"/>
@@ -2045,34 +1744,7 @@
                 <w:szCs w:val="22"/>
                 <w:lang w:val="en-US" w:eastAsia="zh-CN" w:bidi="ar"/>
               </w:rPr>
-              <w:t>{{</w:t>
-            </w:r>
-            <w:r>
-              <w:rPr>
-                <w:rFonts w:hint="eastAsia" w:ascii="宋体" w:hAnsi="宋体" w:eastAsia="宋体" w:cs="宋体"/>
-                <w:i w:val="0"/>
-                <w:iCs w:val="0"/>
-                <w:color w:val="000000"/>
-                <w:kern w:val="0"/>
-                <w:sz w:val="22"/>
-                <w:szCs w:val="22"/>
-                <w:u w:val="none"/>
-                <w:lang w:val="en-US" w:eastAsia="zh-CN" w:bidi="ar"/>
-              </w:rPr>
-              <w:t>consub3_subName</w:t>
-            </w:r>
-            <w:r>
-              <w:rPr>
-                <w:rFonts w:hint="eastAsia" w:ascii="宋体" w:hAnsi="宋体" w:eastAsia="宋体" w:cs="宋体"/>
-                <w:i w:val="0"/>
-                <w:iCs w:val="0"/>
-                <w:color w:val="000000"/>
-                <w:kern w:val="0"/>
-                <w:sz w:val="22"/>
-                <w:szCs w:val="22"/>
-                <w:lang w:val="en-US" w:eastAsia="zh-CN" w:bidi="ar"/>
-              </w:rPr>
-              <w:t>}}</w:t>
+              <w:t>{{consub3_subName}}</w:t>
             </w:r>
           </w:p>
         </w:tc>
@@ -2112,34 +1784,7 @@
                 <w:szCs w:val="22"/>
                 <w:lang w:val="en-US" w:eastAsia="zh-CN" w:bidi="ar"/>
               </w:rPr>
-              <w:t>{{</w:t>
-            </w:r>
-            <w:r>
-              <w:rPr>
-                <w:rFonts w:hint="eastAsia" w:ascii="宋体" w:hAnsi="宋体" w:eastAsia="宋体" w:cs="宋体"/>
-                <w:i w:val="0"/>
-                <w:iCs w:val="0"/>
-                <w:color w:val="000000"/>
-                <w:kern w:val="0"/>
-                <w:sz w:val="22"/>
-                <w:szCs w:val="22"/>
-                <w:u w:val="none"/>
-                <w:lang w:val="en-US" w:eastAsia="zh-CN" w:bidi="ar"/>
-              </w:rPr>
-              <w:t>consub3_subQuota</w:t>
-            </w:r>
-            <w:r>
-              <w:rPr>
-                <w:rFonts w:hint="eastAsia" w:ascii="宋体" w:hAnsi="宋体" w:eastAsia="宋体" w:cs="宋体"/>
-                <w:i w:val="0"/>
-                <w:iCs w:val="0"/>
-                <w:color w:val="000000"/>
-                <w:kern w:val="0"/>
-                <w:sz w:val="22"/>
-                <w:szCs w:val="22"/>
-                <w:lang w:val="en-US" w:eastAsia="zh-CN" w:bidi="ar"/>
-              </w:rPr>
-              <w:t>}}</w:t>
+              <w:t>{{consub3_subQuota}}</w:t>
             </w:r>
           </w:p>
         </w:tc>
@@ -2179,34 +1824,7 @@
                 <w:szCs w:val="22"/>
                 <w:lang w:val="en-US" w:eastAsia="zh-CN" w:bidi="ar"/>
               </w:rPr>
-              <w:t>{{</w:t>
-            </w:r>
-            <w:r>
-              <w:rPr>
-                <w:rFonts w:hint="eastAsia" w:ascii="宋体" w:hAnsi="宋体" w:eastAsia="宋体" w:cs="宋体"/>
-                <w:i w:val="0"/>
-                <w:iCs w:val="0"/>
-                <w:color w:val="000000"/>
-                <w:kern w:val="0"/>
-                <w:sz w:val="22"/>
-                <w:szCs w:val="22"/>
-                <w:u w:val="none"/>
-                <w:lang w:val="en-US" w:eastAsia="zh-CN" w:bidi="ar"/>
-              </w:rPr>
-              <w:t>conrate3</w:t>
-            </w:r>
-            <w:r>
-              <w:rPr>
-                <w:rFonts w:hint="eastAsia" w:ascii="宋体" w:hAnsi="宋体" w:eastAsia="宋体" w:cs="宋体"/>
-                <w:i w:val="0"/>
-                <w:iCs w:val="0"/>
-                <w:color w:val="000000"/>
-                <w:kern w:val="0"/>
-                <w:sz w:val="22"/>
-                <w:szCs w:val="22"/>
-                <w:lang w:val="en-US" w:eastAsia="zh-CN" w:bidi="ar"/>
-              </w:rPr>
-              <w:t>}}</w:t>
+              <w:t>{{conrate3}}</w:t>
             </w:r>
           </w:p>
         </w:tc>
@@ -2246,34 +1864,7 @@
                 <w:szCs w:val="22"/>
                 <w:lang w:val="en-US" w:eastAsia="zh-CN" w:bidi="ar"/>
               </w:rPr>
-              <w:t>{{</w:t>
-            </w:r>
-            <w:r>
-              <w:rPr>
-                <w:rFonts w:hint="eastAsia" w:ascii="宋体" w:hAnsi="宋体" w:eastAsia="宋体" w:cs="宋体"/>
-                <w:i w:val="0"/>
-                <w:iCs w:val="0"/>
-                <w:color w:val="000000"/>
-                <w:kern w:val="0"/>
-                <w:sz w:val="22"/>
-                <w:szCs w:val="22"/>
-                <w:u w:val="none"/>
-                <w:lang w:val="en-US" w:eastAsia="zh-CN" w:bidi="ar"/>
-              </w:rPr>
-              <w:t>conbankfee3</w:t>
-            </w:r>
-            <w:r>
-              <w:rPr>
-                <w:rFonts w:hint="eastAsia" w:ascii="宋体" w:hAnsi="宋体" w:eastAsia="宋体" w:cs="宋体"/>
-                <w:i w:val="0"/>
-                <w:iCs w:val="0"/>
-                <w:color w:val="000000"/>
-                <w:kern w:val="0"/>
-                <w:sz w:val="22"/>
-                <w:szCs w:val="22"/>
-                <w:lang w:val="en-US" w:eastAsia="zh-CN" w:bidi="ar"/>
-              </w:rPr>
-              <w:t>}}</w:t>
+              <w:t>{{conbankfee3}}</w:t>
             </w:r>
           </w:p>
         </w:tc>
@@ -2313,34 +1904,7 @@
                 <w:szCs w:val="22"/>
                 <w:lang w:val="en-US" w:eastAsia="zh-CN" w:bidi="ar"/>
               </w:rPr>
-              <w:t>{{</w:t>
-            </w:r>
-            <w:r>
-              <w:rPr>
-                <w:rFonts w:hint="eastAsia" w:ascii="宋体" w:hAnsi="宋体" w:eastAsia="宋体" w:cs="宋体"/>
-                <w:i w:val="0"/>
-                <w:iCs w:val="0"/>
-                <w:color w:val="000000"/>
-                <w:kern w:val="0"/>
-                <w:sz w:val="22"/>
-                <w:szCs w:val="22"/>
-                <w:u w:val="none"/>
-                <w:lang w:val="en-US" w:eastAsia="zh-CN" w:bidi="ar"/>
-              </w:rPr>
-              <w:t>conplatfee3</w:t>
-            </w:r>
-            <w:r>
-              <w:rPr>
-                <w:rFonts w:hint="eastAsia" w:ascii="宋体" w:hAnsi="宋体" w:eastAsia="宋体" w:cs="宋体"/>
-                <w:i w:val="0"/>
-                <w:iCs w:val="0"/>
-                <w:color w:val="000000"/>
-                <w:kern w:val="0"/>
-                <w:sz w:val="22"/>
-                <w:szCs w:val="22"/>
-                <w:lang w:val="en-US" w:eastAsia="zh-CN" w:bidi="ar"/>
-              </w:rPr>
-              <w:t>}}</w:t>
+              <w:t>{{sumplatfee}}</w:t>
             </w:r>
           </w:p>
         </w:tc>
@@ -2355,6 +1919,7 @@
             <w:insideH w:val="single" w:color="auto" w:sz="4" w:space="0"/>
             <w:insideV w:val="single" w:color="auto" w:sz="4" w:space="0"/>
           </w:tblBorders>
+          <w:shd w:val="clear" w:color="auto" w:fill="auto"/>
           <w:tblCellMar>
             <w:top w:w="0" w:type="dxa"/>
             <w:left w:w="108" w:type="dxa"/>
@@ -2446,34 +2011,7 @@
                 <w:szCs w:val="22"/>
                 <w:lang w:val="en-US" w:eastAsia="zh-CN" w:bidi="ar"/>
               </w:rPr>
-              <w:t>{{</w:t>
-            </w:r>
-            <w:r>
-              <w:rPr>
-                <w:rFonts w:hint="eastAsia" w:ascii="宋体" w:hAnsi="宋体" w:eastAsia="宋体" w:cs="宋体"/>
-                <w:i w:val="0"/>
-                <w:iCs w:val="0"/>
-                <w:color w:val="000000"/>
-                <w:kern w:val="0"/>
-                <w:sz w:val="22"/>
-                <w:szCs w:val="22"/>
-                <w:u w:val="none"/>
-                <w:lang w:val="en-US" w:eastAsia="zh-CN" w:bidi="ar"/>
-              </w:rPr>
-              <w:t>consub4_subName</w:t>
-            </w:r>
-            <w:r>
-              <w:rPr>
-                <w:rFonts w:hint="eastAsia" w:ascii="宋体" w:hAnsi="宋体" w:eastAsia="宋体" w:cs="宋体"/>
-                <w:i w:val="0"/>
-                <w:iCs w:val="0"/>
-                <w:color w:val="000000"/>
-                <w:kern w:val="0"/>
-                <w:sz w:val="22"/>
-                <w:szCs w:val="22"/>
-                <w:lang w:val="en-US" w:eastAsia="zh-CN" w:bidi="ar"/>
-              </w:rPr>
-              <w:t>}}</w:t>
+              <w:t>{{consub4_subName}}</w:t>
             </w:r>
           </w:p>
         </w:tc>
@@ -2513,34 +2051,7 @@
                 <w:szCs w:val="22"/>
                 <w:lang w:val="en-US" w:eastAsia="zh-CN" w:bidi="ar"/>
               </w:rPr>
-              <w:t>{{</w:t>
-            </w:r>
-            <w:r>
-              <w:rPr>
-                <w:rFonts w:hint="eastAsia" w:ascii="宋体" w:hAnsi="宋体" w:eastAsia="宋体" w:cs="宋体"/>
-                <w:i w:val="0"/>
-                <w:iCs w:val="0"/>
-                <w:color w:val="000000"/>
-                <w:kern w:val="0"/>
-                <w:sz w:val="22"/>
-                <w:szCs w:val="22"/>
-                <w:u w:val="none"/>
-                <w:lang w:val="en-US" w:eastAsia="zh-CN" w:bidi="ar"/>
-              </w:rPr>
-              <w:t>consub4_subQuota</w:t>
-            </w:r>
-            <w:r>
-              <w:rPr>
-                <w:rFonts w:hint="eastAsia" w:ascii="宋体" w:hAnsi="宋体" w:eastAsia="宋体" w:cs="宋体"/>
-                <w:i w:val="0"/>
-                <w:iCs w:val="0"/>
-                <w:color w:val="000000"/>
-                <w:kern w:val="0"/>
-                <w:sz w:val="22"/>
-                <w:szCs w:val="22"/>
-                <w:lang w:val="en-US" w:eastAsia="zh-CN" w:bidi="ar"/>
-              </w:rPr>
-              <w:t>}}</w:t>
+              <w:t>{{consub4_subQuota}}</w:t>
             </w:r>
           </w:p>
         </w:tc>
@@ -2580,34 +2091,7 @@
                 <w:szCs w:val="22"/>
                 <w:lang w:val="en-US" w:eastAsia="zh-CN" w:bidi="ar"/>
               </w:rPr>
-              <w:t>{{</w:t>
-            </w:r>
-            <w:r>
-              <w:rPr>
-                <w:rFonts w:hint="eastAsia" w:ascii="宋体" w:hAnsi="宋体" w:eastAsia="宋体" w:cs="宋体"/>
-                <w:i w:val="0"/>
-                <w:iCs w:val="0"/>
-                <w:color w:val="000000"/>
-                <w:kern w:val="0"/>
-                <w:sz w:val="22"/>
-                <w:szCs w:val="22"/>
-                <w:u w:val="none"/>
-                <w:lang w:val="en-US" w:eastAsia="zh-CN" w:bidi="ar"/>
-              </w:rPr>
-              <w:t>conrate4</w:t>
-            </w:r>
-            <w:r>
-              <w:rPr>
-                <w:rFonts w:hint="eastAsia" w:ascii="宋体" w:hAnsi="宋体" w:eastAsia="宋体" w:cs="宋体"/>
-                <w:i w:val="0"/>
-                <w:iCs w:val="0"/>
-                <w:color w:val="000000"/>
-                <w:kern w:val="0"/>
-                <w:sz w:val="22"/>
-                <w:szCs w:val="22"/>
-                <w:lang w:val="en-US" w:eastAsia="zh-CN" w:bidi="ar"/>
-              </w:rPr>
-              <w:t>}}</w:t>
+              <w:t>{{conrate4}}</w:t>
             </w:r>
           </w:p>
         </w:tc>
@@ -2647,34 +2131,7 @@
                 <w:szCs w:val="22"/>
                 <w:lang w:val="en-US" w:eastAsia="zh-CN" w:bidi="ar"/>
               </w:rPr>
-              <w:t>{{</w:t>
-            </w:r>
-            <w:r>
-              <w:rPr>
-                <w:rFonts w:hint="eastAsia" w:ascii="宋体" w:hAnsi="宋体" w:eastAsia="宋体" w:cs="宋体"/>
-                <w:i w:val="0"/>
-                <w:iCs w:val="0"/>
-                <w:color w:val="000000"/>
-                <w:kern w:val="0"/>
-                <w:sz w:val="22"/>
-                <w:szCs w:val="22"/>
-                <w:u w:val="none"/>
-                <w:lang w:val="en-US" w:eastAsia="zh-CN" w:bidi="ar"/>
-              </w:rPr>
-              <w:t>conbankfee4</w:t>
-            </w:r>
-            <w:r>
-              <w:rPr>
-                <w:rFonts w:hint="eastAsia" w:ascii="宋体" w:hAnsi="宋体" w:eastAsia="宋体" w:cs="宋体"/>
-                <w:i w:val="0"/>
-                <w:iCs w:val="0"/>
-                <w:color w:val="000000"/>
-                <w:kern w:val="0"/>
-                <w:sz w:val="22"/>
-                <w:szCs w:val="22"/>
-                <w:lang w:val="en-US" w:eastAsia="zh-CN" w:bidi="ar"/>
-              </w:rPr>
-              <w:t>}}</w:t>
+              <w:t>{{conbankfee4}}</w:t>
             </w:r>
           </w:p>
         </w:tc>
@@ -2714,34 +2171,7 @@
                 <w:szCs w:val="22"/>
                 <w:lang w:val="en-US" w:eastAsia="zh-CN" w:bidi="ar"/>
               </w:rPr>
-              <w:t>{{</w:t>
-            </w:r>
-            <w:r>
-              <w:rPr>
-                <w:rFonts w:hint="eastAsia" w:ascii="宋体" w:hAnsi="宋体" w:eastAsia="宋体" w:cs="宋体"/>
-                <w:i w:val="0"/>
-                <w:iCs w:val="0"/>
-                <w:color w:val="000000"/>
-                <w:kern w:val="0"/>
-                <w:sz w:val="22"/>
-                <w:szCs w:val="22"/>
-                <w:u w:val="none"/>
-                <w:lang w:val="en-US" w:eastAsia="zh-CN" w:bidi="ar"/>
-              </w:rPr>
-              <w:t>conplatfee4</w:t>
-            </w:r>
-            <w:r>
-              <w:rPr>
-                <w:rFonts w:hint="eastAsia" w:ascii="宋体" w:hAnsi="宋体" w:eastAsia="宋体" w:cs="宋体"/>
-                <w:i w:val="0"/>
-                <w:iCs w:val="0"/>
-                <w:color w:val="000000"/>
-                <w:kern w:val="0"/>
-                <w:sz w:val="22"/>
-                <w:szCs w:val="22"/>
-                <w:lang w:val="en-US" w:eastAsia="zh-CN" w:bidi="ar"/>
-              </w:rPr>
-              <w:t>}}</w:t>
+              <w:t>{{sumplatfee}}</w:t>
             </w:r>
           </w:p>
         </w:tc>
@@ -2756,6 +2186,7 @@
             <w:insideH w:val="single" w:color="auto" w:sz="4" w:space="0"/>
             <w:insideV w:val="single" w:color="auto" w:sz="4" w:space="0"/>
           </w:tblBorders>
+          <w:shd w:val="clear" w:color="auto" w:fill="auto"/>
           <w:tblCellMar>
             <w:top w:w="0" w:type="dxa"/>
             <w:left w:w="108" w:type="dxa"/>
@@ -2847,34 +2278,7 @@
                 <w:szCs w:val="22"/>
                 <w:lang w:val="en-US" w:eastAsia="zh-CN" w:bidi="ar"/>
               </w:rPr>
-              <w:t>{{</w:t>
-            </w:r>
-            <w:r>
-              <w:rPr>
-                <w:rFonts w:hint="eastAsia" w:ascii="宋体" w:hAnsi="宋体" w:eastAsia="宋体" w:cs="宋体"/>
-                <w:i w:val="0"/>
-                <w:iCs w:val="0"/>
-                <w:color w:val="000000"/>
-                <w:kern w:val="0"/>
-                <w:sz w:val="22"/>
-                <w:szCs w:val="22"/>
-                <w:u w:val="none"/>
-                <w:lang w:val="en-US" w:eastAsia="zh-CN" w:bidi="ar"/>
-              </w:rPr>
-              <w:t>consub5_subName</w:t>
-            </w:r>
-            <w:r>
-              <w:rPr>
-                <w:rFonts w:hint="eastAsia" w:ascii="宋体" w:hAnsi="宋体" w:eastAsia="宋体" w:cs="宋体"/>
-                <w:i w:val="0"/>
-                <w:iCs w:val="0"/>
-                <w:color w:val="000000"/>
-                <w:kern w:val="0"/>
-                <w:sz w:val="22"/>
-                <w:szCs w:val="22"/>
-                <w:lang w:val="en-US" w:eastAsia="zh-CN" w:bidi="ar"/>
-              </w:rPr>
-              <w:t>}}</w:t>
+              <w:t>{{consub5_subName}}</w:t>
             </w:r>
           </w:p>
         </w:tc>
@@ -2914,34 +2318,7 @@
                 <w:szCs w:val="22"/>
                 <w:lang w:val="en-US" w:eastAsia="zh-CN" w:bidi="ar"/>
               </w:rPr>
-              <w:t>{{</w:t>
-            </w:r>
-            <w:r>
-              <w:rPr>
-                <w:rFonts w:hint="eastAsia" w:ascii="宋体" w:hAnsi="宋体" w:eastAsia="宋体" w:cs="宋体"/>
-                <w:i w:val="0"/>
-                <w:iCs w:val="0"/>
-                <w:color w:val="000000"/>
-                <w:kern w:val="0"/>
-                <w:sz w:val="22"/>
-                <w:szCs w:val="22"/>
-                <w:u w:val="none"/>
-                <w:lang w:val="en-US" w:eastAsia="zh-CN" w:bidi="ar"/>
-              </w:rPr>
-              <w:t>consub5_subQuota</w:t>
-            </w:r>
-            <w:r>
-              <w:rPr>
-                <w:rFonts w:hint="eastAsia" w:ascii="宋体" w:hAnsi="宋体" w:eastAsia="宋体" w:cs="宋体"/>
-                <w:i w:val="0"/>
-                <w:iCs w:val="0"/>
-                <w:color w:val="000000"/>
-                <w:kern w:val="0"/>
-                <w:sz w:val="22"/>
-                <w:szCs w:val="22"/>
-                <w:lang w:val="en-US" w:eastAsia="zh-CN" w:bidi="ar"/>
-              </w:rPr>
-              <w:t>}}</w:t>
+              <w:t>{{consub5_subQuota}}</w:t>
             </w:r>
           </w:p>
         </w:tc>
@@ -2981,34 +2358,7 @@
                 <w:szCs w:val="22"/>
                 <w:lang w:val="en-US" w:eastAsia="zh-CN" w:bidi="ar"/>
               </w:rPr>
-              <w:t>{{</w:t>
-            </w:r>
-            <w:r>
-              <w:rPr>
-                <w:rFonts w:hint="eastAsia" w:ascii="宋体" w:hAnsi="宋体" w:eastAsia="宋体" w:cs="宋体"/>
-                <w:i w:val="0"/>
-                <w:iCs w:val="0"/>
-                <w:color w:val="000000"/>
-                <w:kern w:val="0"/>
-                <w:sz w:val="22"/>
-                <w:szCs w:val="22"/>
-                <w:u w:val="none"/>
-                <w:lang w:val="en-US" w:eastAsia="zh-CN" w:bidi="ar"/>
-              </w:rPr>
-              <w:t>conrate5</w:t>
-            </w:r>
-            <w:r>
-              <w:rPr>
-                <w:rFonts w:hint="eastAsia" w:ascii="宋体" w:hAnsi="宋体" w:eastAsia="宋体" w:cs="宋体"/>
-                <w:i w:val="0"/>
-                <w:iCs w:val="0"/>
-                <w:color w:val="000000"/>
-                <w:kern w:val="0"/>
-                <w:sz w:val="22"/>
-                <w:szCs w:val="22"/>
-                <w:lang w:val="en-US" w:eastAsia="zh-CN" w:bidi="ar"/>
-              </w:rPr>
-              <w:t>}}</w:t>
+              <w:t>{{conrate5}}</w:t>
             </w:r>
           </w:p>
         </w:tc>
@@ -3048,34 +2398,7 @@
                 <w:szCs w:val="22"/>
                 <w:lang w:val="en-US" w:eastAsia="zh-CN" w:bidi="ar"/>
               </w:rPr>
-              <w:t>{{</w:t>
-            </w:r>
-            <w:r>
-              <w:rPr>
-                <w:rFonts w:hint="eastAsia" w:ascii="宋体" w:hAnsi="宋体" w:eastAsia="宋体" w:cs="宋体"/>
-                <w:i w:val="0"/>
-                <w:iCs w:val="0"/>
-                <w:color w:val="000000"/>
-                <w:kern w:val="0"/>
-                <w:sz w:val="22"/>
-                <w:szCs w:val="22"/>
-                <w:u w:val="none"/>
-                <w:lang w:val="en-US" w:eastAsia="zh-CN" w:bidi="ar"/>
-              </w:rPr>
-              <w:t>conbankfee5</w:t>
-            </w:r>
-            <w:r>
-              <w:rPr>
-                <w:rFonts w:hint="eastAsia" w:ascii="宋体" w:hAnsi="宋体" w:eastAsia="宋体" w:cs="宋体"/>
-                <w:i w:val="0"/>
-                <w:iCs w:val="0"/>
-                <w:color w:val="000000"/>
-                <w:kern w:val="0"/>
-                <w:sz w:val="22"/>
-                <w:szCs w:val="22"/>
-                <w:lang w:val="en-US" w:eastAsia="zh-CN" w:bidi="ar"/>
-              </w:rPr>
-              <w:t>}}</w:t>
+              <w:t>{{conbankfee5}}</w:t>
             </w:r>
           </w:p>
         </w:tc>
@@ -3115,34 +2438,7 @@
                 <w:szCs w:val="22"/>
                 <w:lang w:val="en-US" w:eastAsia="zh-CN" w:bidi="ar"/>
               </w:rPr>
-              <w:t>{{</w:t>
-            </w:r>
-            <w:r>
-              <w:rPr>
-                <w:rFonts w:hint="eastAsia" w:ascii="宋体" w:hAnsi="宋体" w:eastAsia="宋体" w:cs="宋体"/>
-                <w:i w:val="0"/>
-                <w:iCs w:val="0"/>
-                <w:color w:val="000000"/>
-                <w:kern w:val="0"/>
-                <w:sz w:val="22"/>
-                <w:szCs w:val="22"/>
-                <w:u w:val="none"/>
-                <w:lang w:val="en-US" w:eastAsia="zh-CN" w:bidi="ar"/>
-              </w:rPr>
-              <w:t>conplatfee5</w:t>
-            </w:r>
-            <w:r>
-              <w:rPr>
-                <w:rFonts w:hint="eastAsia" w:ascii="宋体" w:hAnsi="宋体" w:eastAsia="宋体" w:cs="宋体"/>
-                <w:i w:val="0"/>
-                <w:iCs w:val="0"/>
-                <w:color w:val="000000"/>
-                <w:kern w:val="0"/>
-                <w:sz w:val="22"/>
-                <w:szCs w:val="22"/>
-                <w:lang w:val="en-US" w:eastAsia="zh-CN" w:bidi="ar"/>
-              </w:rPr>
-              <w:t>}}</w:t>
+              <w:t>{{sumplatfee}}</w:t>
             </w:r>
           </w:p>
         </w:tc>
@@ -3157,6 +2453,7 @@
             <w:insideH w:val="single" w:color="auto" w:sz="4" w:space="0"/>
             <w:insideV w:val="single" w:color="auto" w:sz="4" w:space="0"/>
           </w:tblBorders>
+          <w:shd w:val="clear" w:color="auto" w:fill="auto"/>
           <w:tblCellMar>
             <w:top w:w="0" w:type="dxa"/>
             <w:left w:w="108" w:type="dxa"/>
@@ -3248,34 +2545,7 @@
                 <w:szCs w:val="22"/>
                 <w:lang w:val="en-US" w:eastAsia="zh-CN" w:bidi="ar"/>
               </w:rPr>
-              <w:t>{{</w:t>
-            </w:r>
-            <w:r>
-              <w:rPr>
-                <w:rFonts w:hint="eastAsia" w:ascii="宋体" w:hAnsi="宋体" w:eastAsia="宋体" w:cs="宋体"/>
-                <w:i w:val="0"/>
-                <w:iCs w:val="0"/>
-                <w:color w:val="000000"/>
-                <w:kern w:val="0"/>
-                <w:sz w:val="22"/>
-                <w:szCs w:val="22"/>
-                <w:u w:val="none"/>
-                <w:lang w:val="en-US" w:eastAsia="zh-CN" w:bidi="ar"/>
-              </w:rPr>
-              <w:t>consub6_subName</w:t>
-            </w:r>
-            <w:r>
-              <w:rPr>
-                <w:rFonts w:hint="eastAsia" w:ascii="宋体" w:hAnsi="宋体" w:eastAsia="宋体" w:cs="宋体"/>
-                <w:i w:val="0"/>
-                <w:iCs w:val="0"/>
-                <w:color w:val="000000"/>
-                <w:kern w:val="0"/>
-                <w:sz w:val="22"/>
-                <w:szCs w:val="22"/>
-                <w:lang w:val="en-US" w:eastAsia="zh-CN" w:bidi="ar"/>
-              </w:rPr>
-              <w:t>}}</w:t>
+              <w:t>{{consub6_subName}}</w:t>
             </w:r>
           </w:p>
         </w:tc>
@@ -3315,34 +2585,7 @@
                 <w:szCs w:val="22"/>
                 <w:lang w:val="en-US" w:eastAsia="zh-CN" w:bidi="ar"/>
               </w:rPr>
-              <w:t>{{</w:t>
-            </w:r>
-            <w:r>
-              <w:rPr>
-                <w:rFonts w:hint="eastAsia" w:ascii="宋体" w:hAnsi="宋体" w:eastAsia="宋体" w:cs="宋体"/>
-                <w:i w:val="0"/>
-                <w:iCs w:val="0"/>
-                <w:color w:val="000000"/>
-                <w:kern w:val="0"/>
-                <w:sz w:val="22"/>
-                <w:szCs w:val="22"/>
-                <w:u w:val="none"/>
-                <w:lang w:val="en-US" w:eastAsia="zh-CN" w:bidi="ar"/>
-              </w:rPr>
-              <w:t>consub6_subQuota</w:t>
-            </w:r>
-            <w:r>
-              <w:rPr>
-                <w:rFonts w:hint="eastAsia" w:ascii="宋体" w:hAnsi="宋体" w:eastAsia="宋体" w:cs="宋体"/>
-                <w:i w:val="0"/>
-                <w:iCs w:val="0"/>
-                <w:color w:val="000000"/>
-                <w:kern w:val="0"/>
-                <w:sz w:val="22"/>
-                <w:szCs w:val="22"/>
-                <w:lang w:val="en-US" w:eastAsia="zh-CN" w:bidi="ar"/>
-              </w:rPr>
-              <w:t>}}</w:t>
+              <w:t>{{consub6_subQuota}}</w:t>
             </w:r>
           </w:p>
         </w:tc>
@@ -3382,34 +2625,7 @@
                 <w:szCs w:val="22"/>
                 <w:lang w:val="en-US" w:eastAsia="zh-CN" w:bidi="ar"/>
               </w:rPr>
-              <w:t>{{</w:t>
-            </w:r>
-            <w:r>
-              <w:rPr>
-                <w:rFonts w:hint="eastAsia" w:ascii="宋体" w:hAnsi="宋体" w:eastAsia="宋体" w:cs="宋体"/>
-                <w:i w:val="0"/>
-                <w:iCs w:val="0"/>
-                <w:color w:val="000000"/>
-                <w:kern w:val="0"/>
-                <w:sz w:val="22"/>
-                <w:szCs w:val="22"/>
-                <w:u w:val="none"/>
-                <w:lang w:val="en-US" w:eastAsia="zh-CN" w:bidi="ar"/>
-              </w:rPr>
-              <w:t>conrate6</w:t>
-            </w:r>
-            <w:r>
-              <w:rPr>
-                <w:rFonts w:hint="eastAsia" w:ascii="宋体" w:hAnsi="宋体" w:eastAsia="宋体" w:cs="宋体"/>
-                <w:i w:val="0"/>
-                <w:iCs w:val="0"/>
-                <w:color w:val="000000"/>
-                <w:kern w:val="0"/>
-                <w:sz w:val="22"/>
-                <w:szCs w:val="22"/>
-                <w:lang w:val="en-US" w:eastAsia="zh-CN" w:bidi="ar"/>
-              </w:rPr>
-              <w:t>}}</w:t>
+              <w:t>{{conrate6}}</w:t>
             </w:r>
           </w:p>
         </w:tc>
@@ -3449,34 +2665,7 @@
                 <w:szCs w:val="22"/>
                 <w:lang w:val="en-US" w:eastAsia="zh-CN" w:bidi="ar"/>
               </w:rPr>
-              <w:t>{{</w:t>
-            </w:r>
-            <w:r>
-              <w:rPr>
-                <w:rFonts w:hint="eastAsia" w:ascii="宋体" w:hAnsi="宋体" w:eastAsia="宋体" w:cs="宋体"/>
-                <w:i w:val="0"/>
-                <w:iCs w:val="0"/>
-                <w:color w:val="000000"/>
-                <w:kern w:val="0"/>
-                <w:sz w:val="22"/>
-                <w:szCs w:val="22"/>
-                <w:u w:val="none"/>
-                <w:lang w:val="en-US" w:eastAsia="zh-CN" w:bidi="ar"/>
-              </w:rPr>
-              <w:t>conbankfee6</w:t>
-            </w:r>
-            <w:r>
-              <w:rPr>
-                <w:rFonts w:hint="eastAsia" w:ascii="宋体" w:hAnsi="宋体" w:eastAsia="宋体" w:cs="宋体"/>
-                <w:i w:val="0"/>
-                <w:iCs w:val="0"/>
-                <w:color w:val="000000"/>
-                <w:kern w:val="0"/>
-                <w:sz w:val="22"/>
-                <w:szCs w:val="22"/>
-                <w:lang w:val="en-US" w:eastAsia="zh-CN" w:bidi="ar"/>
-              </w:rPr>
-              <w:t>}}</w:t>
+              <w:t>{{conbankfee6}}</w:t>
             </w:r>
           </w:p>
         </w:tc>
@@ -3516,34 +2705,7 @@
                 <w:szCs w:val="22"/>
                 <w:lang w:val="en-US" w:eastAsia="zh-CN" w:bidi="ar"/>
               </w:rPr>
-              <w:t>{{</w:t>
-            </w:r>
-            <w:r>
-              <w:rPr>
-                <w:rFonts w:hint="eastAsia" w:ascii="宋体" w:hAnsi="宋体" w:eastAsia="宋体" w:cs="宋体"/>
-                <w:i w:val="0"/>
-                <w:iCs w:val="0"/>
-                <w:color w:val="000000"/>
-                <w:kern w:val="0"/>
-                <w:sz w:val="22"/>
-                <w:szCs w:val="22"/>
-                <w:u w:val="none"/>
-                <w:lang w:val="en-US" w:eastAsia="zh-CN" w:bidi="ar"/>
-              </w:rPr>
-              <w:t>conplatfee6</w:t>
-            </w:r>
-            <w:r>
-              <w:rPr>
-                <w:rFonts w:hint="eastAsia" w:ascii="宋体" w:hAnsi="宋体" w:eastAsia="宋体" w:cs="宋体"/>
-                <w:i w:val="0"/>
-                <w:iCs w:val="0"/>
-                <w:color w:val="000000"/>
-                <w:kern w:val="0"/>
-                <w:sz w:val="22"/>
-                <w:szCs w:val="22"/>
-                <w:lang w:val="en-US" w:eastAsia="zh-CN" w:bidi="ar"/>
-              </w:rPr>
-              <w:t>}}</w:t>
+              <w:t>{{sumplatfee}}</w:t>
             </w:r>
           </w:p>
         </w:tc>
@@ -3558,6 +2720,7 @@
             <w:insideH w:val="single" w:color="auto" w:sz="4" w:space="0"/>
             <w:insideV w:val="single" w:color="auto" w:sz="4" w:space="0"/>
           </w:tblBorders>
+          <w:shd w:val="clear" w:color="auto" w:fill="auto"/>
           <w:tblCellMar>
             <w:top w:w="0" w:type="dxa"/>
             <w:left w:w="108" w:type="dxa"/>
@@ -3649,34 +2812,7 @@
                 <w:szCs w:val="22"/>
                 <w:lang w:val="en-US" w:eastAsia="zh-CN" w:bidi="ar"/>
               </w:rPr>
-              <w:t>{{</w:t>
-            </w:r>
-            <w:r>
-              <w:rPr>
-                <w:rFonts w:hint="eastAsia" w:ascii="宋体" w:hAnsi="宋体" w:eastAsia="宋体" w:cs="宋体"/>
-                <w:i w:val="0"/>
-                <w:iCs w:val="0"/>
-                <w:color w:val="000000"/>
-                <w:kern w:val="0"/>
-                <w:sz w:val="22"/>
-                <w:szCs w:val="22"/>
-                <w:u w:val="none"/>
-                <w:lang w:val="en-US" w:eastAsia="zh-CN" w:bidi="ar"/>
-              </w:rPr>
-              <w:t>consub7_subName</w:t>
-            </w:r>
-            <w:r>
-              <w:rPr>
-                <w:rFonts w:hint="eastAsia" w:ascii="宋体" w:hAnsi="宋体" w:eastAsia="宋体" w:cs="宋体"/>
-                <w:i w:val="0"/>
-                <w:iCs w:val="0"/>
-                <w:color w:val="000000"/>
-                <w:kern w:val="0"/>
-                <w:sz w:val="22"/>
-                <w:szCs w:val="22"/>
-                <w:lang w:val="en-US" w:eastAsia="zh-CN" w:bidi="ar"/>
-              </w:rPr>
-              <w:t>}}</w:t>
+              <w:t>{{consub7_subName}}</w:t>
             </w:r>
           </w:p>
         </w:tc>
@@ -3716,34 +2852,7 @@
                 <w:szCs w:val="22"/>
                 <w:lang w:val="en-US" w:eastAsia="zh-CN" w:bidi="ar"/>
               </w:rPr>
-              <w:t>{{</w:t>
-            </w:r>
-            <w:r>
-              <w:rPr>
-                <w:rFonts w:hint="eastAsia" w:ascii="宋体" w:hAnsi="宋体" w:eastAsia="宋体" w:cs="宋体"/>
-                <w:i w:val="0"/>
-                <w:iCs w:val="0"/>
-                <w:color w:val="000000"/>
-                <w:kern w:val="0"/>
-                <w:sz w:val="22"/>
-                <w:szCs w:val="22"/>
-                <w:u w:val="none"/>
-                <w:lang w:val="en-US" w:eastAsia="zh-CN" w:bidi="ar"/>
-              </w:rPr>
-              <w:t>consub7_subQuota</w:t>
-            </w:r>
-            <w:r>
-              <w:rPr>
-                <w:rFonts w:hint="eastAsia" w:ascii="宋体" w:hAnsi="宋体" w:eastAsia="宋体" w:cs="宋体"/>
-                <w:i w:val="0"/>
-                <w:iCs w:val="0"/>
-                <w:color w:val="000000"/>
-                <w:kern w:val="0"/>
-                <w:sz w:val="22"/>
-                <w:szCs w:val="22"/>
-                <w:lang w:val="en-US" w:eastAsia="zh-CN" w:bidi="ar"/>
-              </w:rPr>
-              <w:t>}}</w:t>
+              <w:t>{{consub7_subQuota}}</w:t>
             </w:r>
           </w:p>
         </w:tc>
@@ -3783,34 +2892,7 @@
                 <w:szCs w:val="22"/>
                 <w:lang w:val="en-US" w:eastAsia="zh-CN" w:bidi="ar"/>
               </w:rPr>
-              <w:t>{{</w:t>
-            </w:r>
-            <w:r>
-              <w:rPr>
-                <w:rFonts w:hint="eastAsia" w:ascii="宋体" w:hAnsi="宋体" w:eastAsia="宋体" w:cs="宋体"/>
-                <w:i w:val="0"/>
-                <w:iCs w:val="0"/>
-                <w:color w:val="000000"/>
-                <w:kern w:val="0"/>
-                <w:sz w:val="22"/>
-                <w:szCs w:val="22"/>
-                <w:u w:val="none"/>
-                <w:lang w:val="en-US" w:eastAsia="zh-CN" w:bidi="ar"/>
-              </w:rPr>
-              <w:t>conrate7</w:t>
-            </w:r>
-            <w:r>
-              <w:rPr>
-                <w:rFonts w:hint="eastAsia" w:ascii="宋体" w:hAnsi="宋体" w:eastAsia="宋体" w:cs="宋体"/>
-                <w:i w:val="0"/>
-                <w:iCs w:val="0"/>
-                <w:color w:val="000000"/>
-                <w:kern w:val="0"/>
-                <w:sz w:val="22"/>
-                <w:szCs w:val="22"/>
-                <w:lang w:val="en-US" w:eastAsia="zh-CN" w:bidi="ar"/>
-              </w:rPr>
-              <w:t>}}</w:t>
+              <w:t>{{conrate7}}</w:t>
             </w:r>
           </w:p>
         </w:tc>
@@ -3850,34 +2932,7 @@
                 <w:szCs w:val="22"/>
                 <w:lang w:val="en-US" w:eastAsia="zh-CN" w:bidi="ar"/>
               </w:rPr>
-              <w:t>{{</w:t>
-            </w:r>
-            <w:r>
-              <w:rPr>
-                <w:rFonts w:hint="eastAsia" w:ascii="宋体" w:hAnsi="宋体" w:eastAsia="宋体" w:cs="宋体"/>
-                <w:i w:val="0"/>
-                <w:iCs w:val="0"/>
-                <w:color w:val="000000"/>
-                <w:kern w:val="0"/>
-                <w:sz w:val="22"/>
-                <w:szCs w:val="22"/>
-                <w:u w:val="none"/>
-                <w:lang w:val="en-US" w:eastAsia="zh-CN" w:bidi="ar"/>
-              </w:rPr>
-              <w:t>conbankfee7</w:t>
-            </w:r>
-            <w:r>
-              <w:rPr>
-                <w:rFonts w:hint="eastAsia" w:ascii="宋体" w:hAnsi="宋体" w:eastAsia="宋体" w:cs="宋体"/>
-                <w:i w:val="0"/>
-                <w:iCs w:val="0"/>
-                <w:color w:val="000000"/>
-                <w:kern w:val="0"/>
-                <w:sz w:val="22"/>
-                <w:szCs w:val="22"/>
-                <w:lang w:val="en-US" w:eastAsia="zh-CN" w:bidi="ar"/>
-              </w:rPr>
-              <w:t>}}</w:t>
+              <w:t>{{conbankfee7}}</w:t>
             </w:r>
           </w:p>
         </w:tc>
@@ -3917,34 +2972,7 @@
                 <w:szCs w:val="22"/>
                 <w:lang w:val="en-US" w:eastAsia="zh-CN" w:bidi="ar"/>
               </w:rPr>
-              <w:t>{{</w:t>
-            </w:r>
-            <w:r>
-              <w:rPr>
-                <w:rFonts w:hint="eastAsia" w:ascii="宋体" w:hAnsi="宋体" w:eastAsia="宋体" w:cs="宋体"/>
-                <w:i w:val="0"/>
-                <w:iCs w:val="0"/>
-                <w:color w:val="000000"/>
-                <w:kern w:val="0"/>
-                <w:sz w:val="22"/>
-                <w:szCs w:val="22"/>
-                <w:u w:val="none"/>
-                <w:lang w:val="en-US" w:eastAsia="zh-CN" w:bidi="ar"/>
-              </w:rPr>
-              <w:t>conplatfee7</w:t>
-            </w:r>
-            <w:r>
-              <w:rPr>
-                <w:rFonts w:hint="eastAsia" w:ascii="宋体" w:hAnsi="宋体" w:eastAsia="宋体" w:cs="宋体"/>
-                <w:i w:val="0"/>
-                <w:iCs w:val="0"/>
-                <w:color w:val="000000"/>
-                <w:kern w:val="0"/>
-                <w:sz w:val="22"/>
-                <w:szCs w:val="22"/>
-                <w:lang w:val="en-US" w:eastAsia="zh-CN" w:bidi="ar"/>
-              </w:rPr>
-              <w:t>}}</w:t>
+              <w:t>{{sumplatfee}}</w:t>
             </w:r>
           </w:p>
         </w:tc>
@@ -3959,6 +2987,7 @@
             <w:insideH w:val="single" w:color="auto" w:sz="4" w:space="0"/>
             <w:insideV w:val="single" w:color="auto" w:sz="4" w:space="0"/>
           </w:tblBorders>
+          <w:shd w:val="clear" w:color="auto" w:fill="auto"/>
           <w:tblCellMar>
             <w:top w:w="0" w:type="dxa"/>
             <w:left w:w="108" w:type="dxa"/>
@@ -4050,34 +3079,7 @@
                 <w:szCs w:val="22"/>
                 <w:lang w:val="en-US" w:eastAsia="zh-CN" w:bidi="ar"/>
               </w:rPr>
-              <w:t>{{</w:t>
-            </w:r>
-            <w:r>
-              <w:rPr>
-                <w:rFonts w:hint="eastAsia" w:ascii="宋体" w:hAnsi="宋体" w:eastAsia="宋体" w:cs="宋体"/>
-                <w:i w:val="0"/>
-                <w:iCs w:val="0"/>
-                <w:color w:val="000000"/>
-                <w:kern w:val="0"/>
-                <w:sz w:val="22"/>
-                <w:szCs w:val="22"/>
-                <w:u w:val="none"/>
-                <w:lang w:val="en-US" w:eastAsia="zh-CN" w:bidi="ar"/>
-              </w:rPr>
-              <w:t>consub8_subName</w:t>
-            </w:r>
-            <w:r>
-              <w:rPr>
-                <w:rFonts w:hint="eastAsia" w:ascii="宋体" w:hAnsi="宋体" w:eastAsia="宋体" w:cs="宋体"/>
-                <w:i w:val="0"/>
-                <w:iCs w:val="0"/>
-                <w:color w:val="000000"/>
-                <w:kern w:val="0"/>
-                <w:sz w:val="22"/>
-                <w:szCs w:val="22"/>
-                <w:lang w:val="en-US" w:eastAsia="zh-CN" w:bidi="ar"/>
-              </w:rPr>
-              <w:t>}}</w:t>
+              <w:t>{{consub8_subName}}</w:t>
             </w:r>
           </w:p>
         </w:tc>
@@ -4117,34 +3119,7 @@
                 <w:szCs w:val="22"/>
                 <w:lang w:val="en-US" w:eastAsia="zh-CN" w:bidi="ar"/>
               </w:rPr>
-              <w:t>{{</w:t>
-            </w:r>
-            <w:r>
-              <w:rPr>
-                <w:rFonts w:hint="eastAsia" w:ascii="宋体" w:hAnsi="宋体" w:eastAsia="宋体" w:cs="宋体"/>
-                <w:i w:val="0"/>
-                <w:iCs w:val="0"/>
-                <w:color w:val="000000"/>
-                <w:kern w:val="0"/>
-                <w:sz w:val="22"/>
-                <w:szCs w:val="22"/>
-                <w:u w:val="none"/>
-                <w:lang w:val="en-US" w:eastAsia="zh-CN" w:bidi="ar"/>
-              </w:rPr>
-              <w:t>consub8_subQuota</w:t>
-            </w:r>
-            <w:r>
-              <w:rPr>
-                <w:rFonts w:hint="eastAsia" w:ascii="宋体" w:hAnsi="宋体" w:eastAsia="宋体" w:cs="宋体"/>
-                <w:i w:val="0"/>
-                <w:iCs w:val="0"/>
-                <w:color w:val="000000"/>
-                <w:kern w:val="0"/>
-                <w:sz w:val="22"/>
-                <w:szCs w:val="22"/>
-                <w:lang w:val="en-US" w:eastAsia="zh-CN" w:bidi="ar"/>
-              </w:rPr>
-              <w:t>}}</w:t>
+              <w:t>{{consub8_subQuota}}</w:t>
             </w:r>
           </w:p>
         </w:tc>
@@ -4184,34 +3159,7 @@
                 <w:szCs w:val="22"/>
                 <w:lang w:val="en-US" w:eastAsia="zh-CN" w:bidi="ar"/>
               </w:rPr>
-              <w:t>{{</w:t>
-            </w:r>
-            <w:r>
-              <w:rPr>
-                <w:rFonts w:hint="eastAsia" w:ascii="宋体" w:hAnsi="宋体" w:eastAsia="宋体" w:cs="宋体"/>
-                <w:i w:val="0"/>
-                <w:iCs w:val="0"/>
-                <w:color w:val="000000"/>
-                <w:kern w:val="0"/>
-                <w:sz w:val="22"/>
-                <w:szCs w:val="22"/>
-                <w:u w:val="none"/>
-                <w:lang w:val="en-US" w:eastAsia="zh-CN" w:bidi="ar"/>
-              </w:rPr>
-              <w:t>conrate8</w:t>
-            </w:r>
-            <w:r>
-              <w:rPr>
-                <w:rFonts w:hint="eastAsia" w:ascii="宋体" w:hAnsi="宋体" w:eastAsia="宋体" w:cs="宋体"/>
-                <w:i w:val="0"/>
-                <w:iCs w:val="0"/>
-                <w:color w:val="000000"/>
-                <w:kern w:val="0"/>
-                <w:sz w:val="22"/>
-                <w:szCs w:val="22"/>
-                <w:lang w:val="en-US" w:eastAsia="zh-CN" w:bidi="ar"/>
-              </w:rPr>
-              <w:t>}}</w:t>
+              <w:t>{{conrate8}}</w:t>
             </w:r>
           </w:p>
         </w:tc>
@@ -4251,34 +3199,7 @@
                 <w:szCs w:val="22"/>
                 <w:lang w:val="en-US" w:eastAsia="zh-CN" w:bidi="ar"/>
               </w:rPr>
-              <w:t>{{</w:t>
-            </w:r>
-            <w:r>
-              <w:rPr>
-                <w:rFonts w:hint="eastAsia" w:ascii="宋体" w:hAnsi="宋体" w:eastAsia="宋体" w:cs="宋体"/>
-                <w:i w:val="0"/>
-                <w:iCs w:val="0"/>
-                <w:color w:val="000000"/>
-                <w:kern w:val="0"/>
-                <w:sz w:val="22"/>
-                <w:szCs w:val="22"/>
-                <w:u w:val="none"/>
-                <w:lang w:val="en-US" w:eastAsia="zh-CN" w:bidi="ar"/>
-              </w:rPr>
-              <w:t>conbankfee8</w:t>
-            </w:r>
-            <w:r>
-              <w:rPr>
-                <w:rFonts w:hint="eastAsia" w:ascii="宋体" w:hAnsi="宋体" w:eastAsia="宋体" w:cs="宋体"/>
-                <w:i w:val="0"/>
-                <w:iCs w:val="0"/>
-                <w:color w:val="000000"/>
-                <w:kern w:val="0"/>
-                <w:sz w:val="22"/>
-                <w:szCs w:val="22"/>
-                <w:lang w:val="en-US" w:eastAsia="zh-CN" w:bidi="ar"/>
-              </w:rPr>
-              <w:t>}}</w:t>
+              <w:t>{{conbankfee8}}</w:t>
             </w:r>
           </w:p>
         </w:tc>
@@ -4318,34 +3239,7 @@
                 <w:szCs w:val="22"/>
                 <w:lang w:val="en-US" w:eastAsia="zh-CN" w:bidi="ar"/>
               </w:rPr>
-              <w:t>{{</w:t>
-            </w:r>
-            <w:r>
-              <w:rPr>
-                <w:rFonts w:hint="eastAsia" w:ascii="宋体" w:hAnsi="宋体" w:eastAsia="宋体" w:cs="宋体"/>
-                <w:i w:val="0"/>
-                <w:iCs w:val="0"/>
-                <w:color w:val="000000"/>
-                <w:kern w:val="0"/>
-                <w:sz w:val="22"/>
-                <w:szCs w:val="22"/>
-                <w:u w:val="none"/>
-                <w:lang w:val="en-US" w:eastAsia="zh-CN" w:bidi="ar"/>
-              </w:rPr>
-              <w:t>conplatfee8</w:t>
-            </w:r>
-            <w:r>
-              <w:rPr>
-                <w:rFonts w:hint="eastAsia" w:ascii="宋体" w:hAnsi="宋体" w:eastAsia="宋体" w:cs="宋体"/>
-                <w:i w:val="0"/>
-                <w:iCs w:val="0"/>
-                <w:color w:val="000000"/>
-                <w:kern w:val="0"/>
-                <w:sz w:val="22"/>
-                <w:szCs w:val="22"/>
-                <w:lang w:val="en-US" w:eastAsia="zh-CN" w:bidi="ar"/>
-              </w:rPr>
-              <w:t>}}</w:t>
+              <w:t>{{sumplatfee}}</w:t>
             </w:r>
           </w:p>
         </w:tc>
@@ -4360,6 +3254,7 @@
             <w:insideH w:val="single" w:color="auto" w:sz="4" w:space="0"/>
             <w:insideV w:val="single" w:color="auto" w:sz="4" w:space="0"/>
           </w:tblBorders>
+          <w:shd w:val="clear" w:color="auto" w:fill="auto"/>
           <w:tblCellMar>
             <w:top w:w="0" w:type="dxa"/>
             <w:left w:w="108" w:type="dxa"/>
@@ -4647,7 +3542,7 @@
                 <w:szCs w:val="22"/>
                 <w:lang w:val="en-US" w:eastAsia="zh-CN" w:bidi="ar"/>
               </w:rPr>
-              <w:t>{{conplatfee9}}</w:t>
+              <w:t>{{sumplatfee}}</w:t>
             </w:r>
           </w:p>
         </w:tc>
@@ -4662,6 +3557,7 @@
             <w:insideH w:val="single" w:color="auto" w:sz="4" w:space="0"/>
             <w:insideV w:val="single" w:color="auto" w:sz="4" w:space="0"/>
           </w:tblBorders>
+          <w:shd w:val="clear" w:color="auto" w:fill="auto"/>
           <w:tblCellMar>
             <w:top w:w="0" w:type="dxa"/>
             <w:left w:w="108" w:type="dxa"/>
@@ -4949,7 +3845,7 @@
                 <w:szCs w:val="22"/>
                 <w:lang w:val="en-US" w:eastAsia="zh-CN" w:bidi="ar"/>
               </w:rPr>
-              <w:t>{{conplatfee10}}</w:t>
+              <w:t>{{sumplatfee}}</w:t>
             </w:r>
           </w:p>
         </w:tc>
@@ -4964,6 +3860,7 @@
             <w:insideH w:val="single" w:color="auto" w:sz="4" w:space="0"/>
             <w:insideV w:val="single" w:color="auto" w:sz="4" w:space="0"/>
           </w:tblBorders>
+          <w:shd w:val="clear" w:color="auto" w:fill="auto"/>
           <w:tblCellMar>
             <w:top w:w="0" w:type="dxa"/>
             <w:left w:w="108" w:type="dxa"/>
@@ -5251,7 +4148,7 @@
                 <w:szCs w:val="22"/>
                 <w:lang w:val="en-US" w:eastAsia="zh-CN" w:bidi="ar"/>
               </w:rPr>
-              <w:t>{{conplatfee11}}</w:t>
+              <w:t>{{sumplatfee}}</w:t>
             </w:r>
           </w:p>
         </w:tc>
@@ -5266,6 +4163,7 @@
             <w:insideH w:val="single" w:color="auto" w:sz="4" w:space="0"/>
             <w:insideV w:val="single" w:color="auto" w:sz="4" w:space="0"/>
           </w:tblBorders>
+          <w:shd w:val="clear" w:color="auto" w:fill="auto"/>
           <w:tblCellMar>
             <w:top w:w="0" w:type="dxa"/>
             <w:left w:w="108" w:type="dxa"/>
@@ -5340,248 +4238,6 @@
             <w:r>
               <w:rPr>
                 <w:rFonts w:hint="eastAsia" w:ascii="宋体" w:hAnsi="宋体" w:eastAsia="宋体" w:cs="宋体"/>
-                <w:b w:val="0"/>
-                <w:bCs w:val="0"/>
-                <w:i w:val="0"/>
-                <w:iCs w:val="0"/>
-                <w:color w:val="000000"/>
-                <w:kern w:val="0"/>
-                <w:sz w:val="22"/>
-                <w:szCs w:val="22"/>
-                <w:lang w:val="en-US" w:eastAsia="zh-CN" w:bidi="ar"/>
-              </w:rPr>
-              <w:t>暂不分配</w:t>
-            </w:r>
-          </w:p>
-        </w:tc>
-        <w:tc>
-          <w:tcPr>
-            <w:tcW w:w="1671" w:type="dxa"/>
-            <w:shd w:val="clear" w:color="auto" w:fill="auto"/>
-            <w:noWrap/>
-            <w:vAlign w:val="center"/>
-          </w:tcPr>
-          <w:p>
-            <w:pPr>
-              <w:keepNext w:val="0"/>
-              <w:keepLines w:val="0"/>
-              <w:widowControl/>
-              <w:suppressLineNumbers w:val="0"/>
-              <w:spacing w:before="0" w:beforeAutospacing="0" w:after="0" w:afterAutospacing="0"/>
-              <w:ind w:left="0" w:right="0"/>
-              <w:jc w:val="center"/>
-              <w:textAlignment w:val="center"/>
-              <w:rPr>
-                <w:rFonts w:hint="eastAsia" w:ascii="宋体" w:hAnsi="宋体" w:eastAsia="宋体" w:cs="宋体"/>
-                <w:b w:val="0"/>
-                <w:bCs w:val="0"/>
-                <w:i w:val="0"/>
-                <w:iCs w:val="0"/>
-                <w:color w:val="000000"/>
-                <w:kern w:val="0"/>
-                <w:sz w:val="22"/>
-                <w:szCs w:val="22"/>
-                <w:lang w:val="en-US" w:eastAsia="zh-CN" w:bidi="ar"/>
-              </w:rPr>
-            </w:pPr>
-            <w:r>
-              <w:rPr>
-                <w:rFonts w:hint="eastAsia" w:ascii="宋体" w:hAnsi="宋体" w:eastAsia="宋体" w:cs="宋体"/>
-                <w:b w:val="0"/>
-                <w:bCs w:val="0"/>
-                <w:i w:val="0"/>
-                <w:iCs w:val="0"/>
-                <w:color w:val="000000"/>
-                <w:kern w:val="0"/>
-                <w:sz w:val="22"/>
-                <w:szCs w:val="22"/>
-                <w:lang w:val="en-US" w:eastAsia="zh-CN" w:bidi="ar"/>
-              </w:rPr>
-              <w:t>{{tempNoQuotaAllocation}}</w:t>
-            </w:r>
-          </w:p>
-        </w:tc>
-        <w:tc>
-          <w:tcPr>
-            <w:tcW w:w="1397" w:type="dxa"/>
-            <w:shd w:val="clear" w:color="auto" w:fill="auto"/>
-            <w:noWrap/>
-            <w:vAlign w:val="center"/>
-          </w:tcPr>
-          <w:p>
-            <w:pPr>
-              <w:keepNext w:val="0"/>
-              <w:keepLines w:val="0"/>
-              <w:widowControl/>
-              <w:suppressLineNumbers w:val="0"/>
-              <w:spacing w:before="0" w:beforeAutospacing="0" w:after="0" w:afterAutospacing="0"/>
-              <w:ind w:left="0" w:right="0"/>
-              <w:jc w:val="center"/>
-              <w:textAlignment w:val="center"/>
-              <w:rPr>
-                <w:rFonts w:hint="eastAsia" w:ascii="宋体" w:hAnsi="宋体" w:eastAsia="宋体" w:cs="宋体"/>
-                <w:b w:val="0"/>
-                <w:bCs w:val="0"/>
-                <w:i w:val="0"/>
-                <w:iCs w:val="0"/>
-                <w:color w:val="000000"/>
-                <w:kern w:val="0"/>
-                <w:sz w:val="22"/>
-                <w:szCs w:val="22"/>
-                <w:lang w:val="en-US" w:eastAsia="zh-CN" w:bidi="ar"/>
-              </w:rPr>
-            </w:pPr>
-          </w:p>
-        </w:tc>
-        <w:tc>
-          <w:tcPr>
-            <w:tcW w:w="1422" w:type="dxa"/>
-            <w:shd w:val="clear" w:color="auto" w:fill="auto"/>
-            <w:noWrap/>
-            <w:vAlign w:val="center"/>
-          </w:tcPr>
-          <w:p>
-            <w:pPr>
-              <w:keepNext w:val="0"/>
-              <w:keepLines w:val="0"/>
-              <w:widowControl/>
-              <w:suppressLineNumbers w:val="0"/>
-              <w:spacing w:before="0" w:beforeAutospacing="0" w:after="0" w:afterAutospacing="0"/>
-              <w:ind w:left="0" w:right="0"/>
-              <w:jc w:val="center"/>
-              <w:textAlignment w:val="center"/>
-              <w:rPr>
-                <w:rFonts w:hint="eastAsia" w:ascii="宋体" w:hAnsi="宋体" w:eastAsia="宋体" w:cs="宋体"/>
-                <w:b w:val="0"/>
-                <w:bCs w:val="0"/>
-                <w:i w:val="0"/>
-                <w:iCs w:val="0"/>
-                <w:color w:val="000000"/>
-                <w:kern w:val="0"/>
-                <w:sz w:val="22"/>
-                <w:szCs w:val="22"/>
-                <w:lang w:val="en-US" w:eastAsia="zh-CN" w:bidi="ar"/>
-              </w:rPr>
-            </w:pPr>
-          </w:p>
-        </w:tc>
-        <w:tc>
-          <w:tcPr>
-            <w:tcW w:w="1322" w:type="dxa"/>
-            <w:shd w:val="clear" w:color="auto" w:fill="auto"/>
-            <w:noWrap/>
-            <w:vAlign w:val="center"/>
-          </w:tcPr>
-          <w:p>
-            <w:pPr>
-              <w:keepNext w:val="0"/>
-              <w:keepLines w:val="0"/>
-              <w:widowControl/>
-              <w:suppressLineNumbers w:val="0"/>
-              <w:spacing w:before="0" w:beforeAutospacing="0" w:after="0" w:afterAutospacing="0"/>
-              <w:ind w:left="0" w:right="0"/>
-              <w:jc w:val="center"/>
-              <w:textAlignment w:val="center"/>
-              <w:rPr>
-                <w:rFonts w:hint="eastAsia" w:ascii="宋体" w:hAnsi="宋体" w:eastAsia="宋体" w:cs="宋体"/>
-                <w:b w:val="0"/>
-                <w:bCs w:val="0"/>
-                <w:i w:val="0"/>
-                <w:iCs w:val="0"/>
-                <w:color w:val="000000"/>
-                <w:kern w:val="0"/>
-                <w:sz w:val="22"/>
-                <w:szCs w:val="22"/>
-                <w:lang w:val="en-US" w:eastAsia="zh-CN" w:bidi="ar"/>
-              </w:rPr>
-            </w:pPr>
-          </w:p>
-        </w:tc>
-      </w:tr>
-      <w:tr>
-        <w:tblPrEx>
-          <w:tblBorders>
-            <w:top w:val="single" w:color="auto" w:sz="4" w:space="0"/>
-            <w:left w:val="single" w:color="auto" w:sz="4" w:space="0"/>
-            <w:bottom w:val="single" w:color="auto" w:sz="4" w:space="0"/>
-            <w:right w:val="single" w:color="auto" w:sz="4" w:space="0"/>
-            <w:insideH w:val="single" w:color="auto" w:sz="4" w:space="0"/>
-            <w:insideV w:val="single" w:color="auto" w:sz="4" w:space="0"/>
-          </w:tblBorders>
-          <w:tblCellMar>
-            <w:top w:w="0" w:type="dxa"/>
-            <w:left w:w="108" w:type="dxa"/>
-            <w:bottom w:w="0" w:type="dxa"/>
-            <w:right w:w="108" w:type="dxa"/>
-          </w:tblCellMar>
-        </w:tblPrEx>
-        <w:trPr>
-          <w:trHeight w:val="693" w:hRule="atLeast"/>
-          <w:jc w:val="center"/>
-        </w:trPr>
-        <w:tc>
-          <w:tcPr>
-            <w:tcW w:w="484" w:type="dxa"/>
-            <w:shd w:val="clear" w:color="auto" w:fill="auto"/>
-            <w:vAlign w:val="center"/>
-          </w:tcPr>
-          <w:p>
-            <w:pPr>
-              <w:keepNext w:val="0"/>
-              <w:keepLines w:val="0"/>
-              <w:widowControl/>
-              <w:suppressLineNumbers w:val="0"/>
-              <w:spacing w:before="0" w:beforeAutospacing="0" w:after="0" w:afterAutospacing="0"/>
-              <w:ind w:left="0" w:right="0"/>
-              <w:jc w:val="center"/>
-              <w:textAlignment w:val="center"/>
-              <w:rPr>
-                <w:rFonts w:hint="eastAsia" w:ascii="宋体" w:hAnsi="宋体" w:eastAsia="宋体" w:cs="宋体"/>
-                <w:b w:val="0"/>
-                <w:bCs w:val="0"/>
-                <w:i w:val="0"/>
-                <w:iCs w:val="0"/>
-                <w:color w:val="000000"/>
-                <w:kern w:val="0"/>
-                <w:sz w:val="22"/>
-                <w:szCs w:val="22"/>
-                <w:lang w:val="en-US" w:eastAsia="zh-CN" w:bidi="ar"/>
-              </w:rPr>
-            </w:pPr>
-          </w:p>
-        </w:tc>
-        <w:tc>
-          <w:tcPr>
-            <w:tcW w:w="2802" w:type="dxa"/>
-            <w:shd w:val="clear" w:color="auto" w:fill="auto"/>
-            <w:vAlign w:val="center"/>
-          </w:tcPr>
-          <w:p>
-            <w:pPr>
-              <w:keepNext w:val="0"/>
-              <w:keepLines w:val="0"/>
-              <w:widowControl/>
-              <w:suppressLineNumbers w:val="0"/>
-              <w:spacing w:before="0" w:beforeAutospacing="0" w:after="0" w:afterAutospacing="0"/>
-              <w:ind w:left="0" w:right="0"/>
-              <w:jc w:val="center"/>
-              <w:textAlignment w:val="center"/>
-              <w:rPr>
-                <w:rFonts w:hint="eastAsia" w:ascii="宋体" w:hAnsi="宋体" w:eastAsia="宋体" w:cs="宋体"/>
-                <w:b/>
-                <w:bCs/>
-                <w:i w:val="0"/>
-                <w:iCs w:val="0"/>
-                <w:color w:val="000000"/>
-                <w:kern w:val="0"/>
-                <w:sz w:val="22"/>
-                <w:szCs w:val="22"/>
-                <w:lang w:val="en-US" w:eastAsia="zh-CN" w:bidi="ar"/>
-              </w:rPr>
-            </w:pPr>
-            <w:r>
-              <w:rPr>
-                <w:rFonts w:hint="eastAsia" w:ascii="宋体" w:hAnsi="宋体" w:eastAsia="宋体" w:cs="宋体"/>
                 <w:b/>
                 <w:bCs/>
                 <w:i w:val="0"/>
@@ -5639,7 +4295,24 @@
                 <w:szCs w:val="22"/>
                 <w:lang w:val="en-US" w:eastAsia="zh-CN" w:bidi="ar"/>
               </w:rPr>
-              <w:t>{{cloudQuota}}</w:t>
+              <w:t>{{sumconsubQuota</w:t>
+            </w:r>
+            <w:bookmarkStart w:id="0" w:name="_GoBack"/>
+            <w:bookmarkEnd w:id="0"/>
+            <w:r>
+              <w:rPr>
+                <w:rFonts w:hint="eastAsia" w:ascii="宋体" w:hAnsi="宋体" w:eastAsia="宋体" w:cs="宋体"/>
+                <w:b/>
+                <w:bCs/>
+                <w:i w:val="0"/>
+                <w:iCs w:val="0"/>
+                <w:color w:val="000000"/>
+                <w:kern w:val="0"/>
+                <w:sz w:val="22"/>
+                <w:szCs w:val="22"/>
+                <w:lang w:val="en-US" w:eastAsia="zh-CN" w:bidi="ar"/>
+              </w:rPr>
+              <w:t>}}</w:t>
             </w:r>
           </w:p>
         </w:tc>
@@ -5751,6 +4424,48 @@
           <w:szCs w:val="22"/>
         </w:rPr>
       </w:pPr>
+      <w:r>
+        <w:rPr>
+          <w:rFonts w:hint="eastAsia" w:ascii="仿宋" w:hAnsi="仿宋" w:eastAsia="仿宋" w:cs="仿宋"/>
+          <w:sz w:val="22"/>
+          <w:szCs w:val="22"/>
+        </w:rPr>
+        <w:t>1、我公司知悉上表所列</w:t>
+      </w:r>
+      <w:r>
+        <w:rPr>
+          <w:rFonts w:hint="eastAsia" w:ascii="仿宋" w:hAnsi="仿宋" w:eastAsia="仿宋" w:cs="仿宋"/>
+          <w:sz w:val="22"/>
+          <w:szCs w:val="22"/>
+          <w:lang w:val="en-US" w:eastAsia="zh-CN"/>
+        </w:rPr>
+        <w:t>各项费率</w:t>
+      </w:r>
+      <w:r>
+        <w:rPr>
+          <w:rFonts w:hint="eastAsia" w:ascii="仿宋" w:hAnsi="仿宋" w:eastAsia="仿宋" w:cs="仿宋"/>
+          <w:sz w:val="22"/>
+          <w:szCs w:val="22"/>
+        </w:rPr>
+        <w:t>仅为贵司系统设置参考，供应商实际融资成本以其通过平台签署的</w:t>
+      </w:r>
+      <w:r>
+        <w:rPr>
+          <w:rFonts w:hint="eastAsia" w:ascii="仿宋" w:hAnsi="仿宋" w:eastAsia="仿宋" w:cs="仿宋"/>
+          <w:sz w:val="22"/>
+          <w:szCs w:val="22"/>
+          <w:lang w:val="en-US" w:eastAsia="zh-CN"/>
+        </w:rPr>
+        <w:t>实际业务合同</w:t>
+      </w:r>
+      <w:r>
+        <w:rPr>
+          <w:rFonts w:hint="eastAsia" w:ascii="仿宋" w:hAnsi="仿宋" w:eastAsia="仿宋" w:cs="仿宋"/>
+          <w:sz w:val="22"/>
+          <w:szCs w:val="22"/>
+        </w:rPr>
+        <w:t>记载为准。</w:t>
+      </w:r>
     </w:p>
     <w:p>
       <w:pPr>
@@ -5762,111 +4477,19 @@
           <w:szCs w:val="22"/>
         </w:rPr>
       </w:pPr>
-    </w:p>
-    <w:p>
-      <w:pPr>
-        <w:keepNext w:val="0"/>
-        <w:keepLines w:val="0"/>
-        <w:pageBreakBefore w:val="0"/>
-        <w:widowControl w:val="0"/>
-        <w:kinsoku/>
-        <w:wordWrap/>
-        <w:overflowPunct/>
-        <w:topLinePunct w:val="0"/>
-        <w:autoSpaceDE/>
-        <w:autoSpaceDN/>
-        <w:bidi w:val="0"/>
-        <w:adjustRightInd/>
-        <w:snapToGrid/>
-        <w:spacing w:line="360" w:lineRule="auto"/>
-        <w:ind w:firstLine="480" w:firstLineChars="200"/>
-        <w:textAlignment w:val="auto"/>
+      <w:r>
         <w:rPr>
           <w:rFonts w:hint="eastAsia" w:ascii="仿宋" w:hAnsi="仿宋" w:eastAsia="仿宋" w:cs="仿宋"/>
-          <w:sz w:val="24"/>
-          <w:szCs w:val="24"/>
-        </w:rPr>
-      </w:pPr>
-      <w:r>
-        <w:rPr>
-          <w:rFonts w:hint="eastAsia" w:ascii="仿宋" w:hAnsi="仿宋" w:eastAsia="仿宋" w:cs="仿宋"/>
-          <w:sz w:val="24"/>
-          <w:szCs w:val="24"/>
-        </w:rPr>
-        <w:t>1、我公司知悉上表所列</w:t>
-      </w:r>
-      <w:r>
-        <w:rPr>
-          <w:rFonts w:hint="eastAsia" w:ascii="仿宋" w:hAnsi="仿宋" w:eastAsia="仿宋" w:cs="仿宋"/>
-          <w:sz w:val="24"/>
-          <w:szCs w:val="24"/>
-          <w:lang w:val="en-US" w:eastAsia="zh-CN"/>
-        </w:rPr>
-        <w:t>各项费率</w:t>
-      </w:r>
-      <w:r>
-        <w:rPr>
-          <w:rFonts w:hint="eastAsia" w:ascii="仿宋" w:hAnsi="仿宋" w:eastAsia="仿宋" w:cs="仿宋"/>
-          <w:sz w:val="24"/>
-          <w:szCs w:val="24"/>
-        </w:rPr>
-        <w:t>仅为贵司系统设置参考，供应商实际融资成本以其通过平台签署的</w:t>
-      </w:r>
-      <w:r>
-        <w:rPr>
-          <w:rFonts w:hint="eastAsia" w:ascii="仿宋" w:hAnsi="仿宋" w:eastAsia="仿宋" w:cs="仿宋"/>
-          <w:sz w:val="24"/>
-          <w:szCs w:val="24"/>
-          <w:lang w:val="en-US" w:eastAsia="zh-CN"/>
-        </w:rPr>
-        <w:t>实际业务合同</w:t>
-      </w:r>
-      <w:r>
-        <w:rPr>
-          <w:rFonts w:hint="eastAsia" w:ascii="仿宋" w:hAnsi="仿宋" w:eastAsia="仿宋" w:cs="仿宋"/>
-          <w:sz w:val="24"/>
-          <w:szCs w:val="24"/>
-        </w:rPr>
-        <w:t>记载为准。</w:t>
-      </w:r>
-    </w:p>
-    <w:p>
-      <w:pPr>
-        <w:keepNext w:val="0"/>
-        <w:keepLines w:val="0"/>
-        <w:pageBreakBefore w:val="0"/>
-        <w:widowControl w:val="0"/>
-        <w:kinsoku/>
-        <w:wordWrap/>
-        <w:overflowPunct/>
-        <w:topLinePunct w:val="0"/>
-        <w:autoSpaceDE/>
-        <w:autoSpaceDN/>
-        <w:bidi w:val="0"/>
-        <w:adjustRightInd/>
-        <w:snapToGrid/>
-        <w:spacing w:line="360" w:lineRule="auto"/>
-        <w:ind w:firstLine="480" w:firstLineChars="200"/>
-        <w:textAlignment w:val="auto"/>
-        <w:rPr>
-          <w:rFonts w:hint="eastAsia" w:ascii="仿宋" w:hAnsi="仿宋" w:eastAsia="仿宋" w:cs="仿宋"/>
-          <w:sz w:val="24"/>
-          <w:szCs w:val="24"/>
-        </w:rPr>
-      </w:pPr>
-      <w:r>
-        <w:rPr>
-          <w:rFonts w:hint="eastAsia" w:ascii="仿宋" w:hAnsi="仿宋" w:eastAsia="仿宋" w:cs="仿宋"/>
-          <w:sz w:val="24"/>
-          <w:szCs w:val="24"/>
+          <w:sz w:val="22"/>
+          <w:szCs w:val="22"/>
         </w:rPr>
         <w:t>2、我公司确认并保证我公司在资金方授信额度充分有效，任意时点我公司在资金方的闲置授信及已通过云信业务占用授信之和</w:t>
       </w:r>
       <w:r>
         <w:rPr>
           <w:rFonts w:hint="eastAsia" w:ascii="仿宋" w:hAnsi="仿宋" w:eastAsia="仿宋" w:cs="仿宋"/>
-          <w:sz w:val="24"/>
-          <w:szCs w:val="24"/>
+          <w:sz w:val="22"/>
+          <w:szCs w:val="22"/>
           <w:lang w:eastAsia="zh-CN"/>
         </w:rPr>
         <w:t>，</w:t>
@@ -5874,49 +4497,35 @@
       <w:r>
         <w:rPr>
           <w:rFonts w:hint="eastAsia" w:ascii="仿宋" w:hAnsi="仿宋" w:eastAsia="仿宋" w:cs="仿宋"/>
-          <w:sz w:val="24"/>
-          <w:szCs w:val="24"/>
+          <w:sz w:val="22"/>
+          <w:szCs w:val="22"/>
         </w:rPr>
         <w:t>不低于相关协议确认的我公司云信开立额度。</w:t>
       </w:r>
     </w:p>
     <w:p>
       <w:pPr>
-        <w:keepNext w:val="0"/>
-        <w:keepLines w:val="0"/>
-        <w:pageBreakBefore w:val="0"/>
-        <w:widowControl w:val="0"/>
-        <w:kinsoku/>
-        <w:wordWrap/>
-        <w:overflowPunct/>
-        <w:topLinePunct w:val="0"/>
-        <w:autoSpaceDE/>
-        <w:autoSpaceDN/>
-        <w:bidi w:val="0"/>
-        <w:adjustRightInd/>
-        <w:snapToGrid/>
-        <w:spacing w:line="360" w:lineRule="auto"/>
-        <w:ind w:firstLine="480" w:firstLineChars="200"/>
-        <w:textAlignment w:val="auto"/>
+        <w:spacing w:line="340" w:lineRule="exact"/>
+        <w:ind w:firstLine="440" w:firstLineChars="200"/>
         <w:rPr>
           <w:rFonts w:hint="eastAsia" w:ascii="仿宋" w:hAnsi="仿宋" w:eastAsia="仿宋" w:cs="仿宋"/>
-          <w:sz w:val="24"/>
-          <w:szCs w:val="24"/>
+          <w:sz w:val="22"/>
+          <w:szCs w:val="22"/>
         </w:rPr>
       </w:pPr>
       <w:r>
         <w:rPr>
           <w:rFonts w:hint="eastAsia" w:ascii="仿宋" w:hAnsi="仿宋" w:eastAsia="仿宋" w:cs="仿宋"/>
-          <w:sz w:val="24"/>
-          <w:szCs w:val="24"/>
+          <w:sz w:val="22"/>
+          <w:szCs w:val="22"/>
         </w:rPr>
         <w:t>3、我公司将按照贵公司运营的网站平台上的《云信使用协议》使用云信，对我公司在上述额度内开立的云信承担到期付款义务，并对我公司</w:t>
       </w:r>
       <w:r>
         <w:rPr>
           <w:rFonts w:hint="eastAsia" w:ascii="仿宋" w:hAnsi="仿宋" w:eastAsia="仿宋" w:cs="仿宋"/>
-          <w:sz w:val="24"/>
-          <w:szCs w:val="24"/>
+          <w:sz w:val="22"/>
+          <w:szCs w:val="22"/>
           <w:lang w:val="en-US" w:eastAsia="zh-CN"/>
         </w:rPr>
         <w:t>集团内</w:t>
@@ -5924,142 +4533,76 @@
       <w:r>
         <w:rPr>
           <w:rFonts w:hint="eastAsia" w:ascii="仿宋" w:hAnsi="仿宋" w:eastAsia="仿宋" w:cs="仿宋"/>
-          <w:sz w:val="24"/>
-          <w:szCs w:val="24"/>
+          <w:sz w:val="22"/>
+          <w:szCs w:val="22"/>
         </w:rPr>
         <w:t>企业在上述额度内开立的云信承担连带付款义务。</w:t>
       </w:r>
     </w:p>
     <w:p>
       <w:pPr>
-        <w:keepNext w:val="0"/>
-        <w:keepLines w:val="0"/>
-        <w:pageBreakBefore w:val="0"/>
-        <w:widowControl w:val="0"/>
-        <w:kinsoku/>
-        <w:wordWrap/>
-        <w:overflowPunct/>
-        <w:topLinePunct w:val="0"/>
-        <w:autoSpaceDE/>
-        <w:autoSpaceDN/>
-        <w:bidi w:val="0"/>
-        <w:adjustRightInd/>
-        <w:snapToGrid/>
-        <w:spacing w:line="360" w:lineRule="auto"/>
-        <w:ind w:firstLine="480" w:firstLineChars="200"/>
-        <w:textAlignment w:val="auto"/>
+        <w:spacing w:line="340" w:lineRule="exact"/>
+        <w:ind w:firstLine="440" w:firstLineChars="200"/>
         <w:rPr>
           <w:rFonts w:hint="eastAsia" w:ascii="仿宋" w:hAnsi="仿宋" w:eastAsia="仿宋" w:cs="仿宋"/>
-          <w:sz w:val="24"/>
-          <w:szCs w:val="24"/>
+          <w:sz w:val="22"/>
+          <w:szCs w:val="22"/>
         </w:rPr>
       </w:pPr>
       <w:r>
         <w:rPr>
           <w:rFonts w:hint="eastAsia" w:ascii="仿宋" w:hAnsi="仿宋" w:eastAsia="仿宋" w:cs="仿宋"/>
-          <w:sz w:val="24"/>
-          <w:szCs w:val="24"/>
-        </w:rPr>
-        <w:t>4、我公司授权贵公司及贵公司的关联公司在云信开立场景中将我公司简称为：“</w:t>
-      </w:r>
-      <w:r>
-        <w:rPr>
-          <w:rFonts w:hint="eastAsia" w:ascii="仿宋" w:hAnsi="仿宋" w:eastAsia="仿宋" w:cs="仿宋"/>
-          <w:sz w:val="24"/>
-          <w:szCs w:val="24"/>
-          <w:lang w:val="en-US" w:eastAsia="zh-CN"/>
-        </w:rPr>
-        <w:t>{{quotaLetterShortName}}</w:t>
-      </w:r>
-      <w:r>
-        <w:rPr>
-          <w:rFonts w:hint="eastAsia" w:ascii="仿宋" w:hAnsi="仿宋" w:eastAsia="仿宋" w:cs="仿宋"/>
-          <w:sz w:val="24"/>
-          <w:szCs w:val="24"/>
-        </w:rPr>
-        <w:t>”，并授权贵公司及贵公司的关联公司在上述场景、在我公司所开立的云信资料中使用我公司LOGO。</w:t>
+          <w:sz w:val="22"/>
+          <w:szCs w:val="22"/>
+        </w:rPr>
+        <w:t>4、我公司授权贵公司及贵公司的关联公司在云信开立场景中将我公司简称为：“{{quotaLetterShortName}}”，并授权贵公司及贵公司的关联公司在上述场景、在我公司所开立的云信资料中使用我公司LOGO。</w:t>
       </w:r>
     </w:p>
     <w:p>
       <w:pPr>
-        <w:keepNext w:val="0"/>
-        <w:keepLines w:val="0"/>
-        <w:pageBreakBefore w:val="0"/>
-        <w:widowControl w:val="0"/>
-        <w:kinsoku/>
-        <w:wordWrap/>
-        <w:overflowPunct/>
-        <w:topLinePunct w:val="0"/>
-        <w:autoSpaceDE/>
-        <w:autoSpaceDN/>
-        <w:bidi w:val="0"/>
-        <w:adjustRightInd/>
-        <w:snapToGrid/>
-        <w:spacing w:line="360" w:lineRule="auto"/>
-        <w:ind w:firstLine="480" w:firstLineChars="200"/>
-        <w:textAlignment w:val="auto"/>
+        <w:spacing w:line="340" w:lineRule="exact"/>
+        <w:ind w:firstLine="440" w:firstLineChars="200"/>
         <w:rPr>
           <w:rFonts w:hint="eastAsia" w:ascii="仿宋" w:hAnsi="仿宋" w:eastAsia="仿宋" w:cs="仿宋"/>
-          <w:sz w:val="24"/>
-          <w:szCs w:val="24"/>
+          <w:sz w:val="22"/>
+          <w:szCs w:val="22"/>
         </w:rPr>
       </w:pPr>
       <w:r>
         <w:rPr>
           <w:rFonts w:hint="eastAsia" w:ascii="仿宋" w:hAnsi="仿宋" w:eastAsia="仿宋" w:cs="仿宋"/>
-          <w:sz w:val="24"/>
-          <w:szCs w:val="24"/>
+          <w:sz w:val="22"/>
+          <w:szCs w:val="22"/>
         </w:rPr>
         <w:t>我公司确认所使用的LOGO图样如下：</w:t>
       </w:r>
     </w:p>
     <w:p>
       <w:pPr>
-        <w:keepNext w:val="0"/>
-        <w:keepLines w:val="0"/>
-        <w:pageBreakBefore w:val="0"/>
-        <w:widowControl w:val="0"/>
-        <w:kinsoku/>
-        <w:wordWrap/>
-        <w:overflowPunct/>
-        <w:topLinePunct w:val="0"/>
-        <w:autoSpaceDE/>
-        <w:autoSpaceDN/>
-        <w:bidi w:val="0"/>
-        <w:adjustRightInd/>
-        <w:snapToGrid/>
-        <w:spacing w:line="360" w:lineRule="auto"/>
-        <w:ind w:firstLine="482" w:firstLineChars="200"/>
-        <w:textAlignment w:val="auto"/>
-        <w:rPr>
-          <w:rFonts w:hint="default" w:ascii="仿宋" w:hAnsi="仿宋" w:eastAsia="仿宋" w:cs="仿宋"/>
-          <w:b/>
-          <w:bCs/>
-          <w:sz w:val="24"/>
-          <w:szCs w:val="24"/>
-          <w:lang w:val="en-US" w:eastAsia="zh-CN"/>
-        </w:rPr>
-      </w:pPr>
-      <w:r>
+        <w:spacing w:line="340" w:lineRule="exact"/>
+        <w:ind w:firstLine="442" w:firstLineChars="200"/>
         <w:rPr>
           <w:rFonts w:hint="eastAsia" w:ascii="仿宋" w:hAnsi="仿宋" w:eastAsia="仿宋" w:cs="仿宋"/>
           <w:b/>
           <w:bCs/>
-          <w:sz w:val="24"/>
-          <w:szCs w:val="24"/>
+          <w:sz w:val="22"/>
+          <w:szCs w:val="22"/>
+        </w:rPr>
+      </w:pPr>
+      <w:r>
+        <w:rPr>
+          <w:rFonts w:hint="eastAsia" w:ascii="仿宋" w:hAnsi="仿宋" w:eastAsia="仿宋" w:cs="仿宋"/>
+          <w:b/>
+          <w:bCs/>
+          <w:sz w:val="22"/>
+          <w:szCs w:val="22"/>
           <w:lang w:val="en-US" w:eastAsia="zh-CN"/>
         </w:rPr>
-        <w:t>不使用LOGO</w:t>
+        <w:t>不使用logo</w:t>
       </w:r>
-      <w:bookmarkStart w:id="0" w:name="_GoBack"/>
-      <w:bookmarkEnd w:id="0"/>
     </w:p>
     <w:p>
       <w:pPr>
-        <w:keepNext w:val="0"/>
-        <w:keepLines w:val="0"/>
-        <w:pageBreakBefore w:val="0"/>
-        <w:widowControl w:val="0"/>
         <w:numPr>
           <w:ilvl w:val="0"/>
           <w:numId w:val="1"/>
@@ -6067,37 +4610,27 @@
         <w:tabs>
           <w:tab w:val="left" w:pos="5880"/>
         </w:tabs>
-        <w:kinsoku/>
-        <w:wordWrap/>
-        <w:overflowPunct/>
-        <w:topLinePunct w:val="0"/>
-        <w:autoSpaceDE/>
-        <w:autoSpaceDN/>
-        <w:bidi w:val="0"/>
-        <w:adjustRightInd/>
-        <w:snapToGrid/>
-        <w:spacing w:line="360" w:lineRule="auto"/>
-        <w:ind w:firstLine="480" w:firstLineChars="200"/>
-        <w:textAlignment w:val="auto"/>
+        <w:spacing w:line="340" w:lineRule="exact"/>
+        <w:ind w:firstLine="440" w:firstLineChars="200"/>
         <w:rPr>
           <w:rFonts w:hint="eastAsia" w:ascii="仿宋" w:hAnsi="仿宋" w:eastAsia="仿宋" w:cs="仿宋"/>
-          <w:sz w:val="24"/>
-          <w:szCs w:val="24"/>
+          <w:sz w:val="22"/>
+          <w:szCs w:val="22"/>
         </w:rPr>
       </w:pPr>
       <w:r>
         <w:rPr>
           <w:rFonts w:hint="eastAsia" w:ascii="仿宋" w:hAnsi="仿宋" w:eastAsia="仿宋" w:cs="仿宋"/>
-          <w:sz w:val="24"/>
-          <w:szCs w:val="24"/>
+          <w:sz w:val="22"/>
+          <w:szCs w:val="22"/>
         </w:rPr>
         <w:t>本函自我公司加盖公章、通过中企云链平台验证电子签名或完成账户验证之日起生效，除我司另行出具函件调整以外持续生效，但资金方调整授信额度导致本函确认的云信开立额度超过我司可用授信额度或平台</w:t>
       </w:r>
       <w:r>
         <w:rPr>
           <w:rFonts w:hint="eastAsia" w:ascii="仿宋" w:hAnsi="仿宋" w:eastAsia="仿宋" w:cs="仿宋"/>
-          <w:sz w:val="24"/>
-          <w:szCs w:val="24"/>
+          <w:sz w:val="22"/>
+          <w:szCs w:val="22"/>
           <w:lang w:val="en-US" w:eastAsia="zh-CN"/>
         </w:rPr>
         <w:t>综合服务</w:t>
@@ -6105,8 +4638,8 @@
       <w:r>
         <w:rPr>
           <w:rFonts w:hint="eastAsia" w:ascii="仿宋" w:hAnsi="仿宋" w:eastAsia="仿宋" w:cs="仿宋"/>
-          <w:sz w:val="24"/>
-          <w:szCs w:val="24"/>
+          <w:sz w:val="22"/>
+          <w:szCs w:val="22"/>
         </w:rPr>
         <w:t>费调整的除外。</w:t>
       </w:r>
@@ -6123,42 +4656,8 @@
         <w:spacing w:line="340" w:lineRule="exact"/>
         <w:rPr>
           <w:rFonts w:hint="eastAsia" w:ascii="仿宋" w:hAnsi="仿宋" w:eastAsia="仿宋" w:cs="仿宋"/>
-          <w:sz w:val="24"/>
-          <w:szCs w:val="24"/>
-        </w:rPr>
-      </w:pPr>
-    </w:p>
-    <w:p>
-      <w:pPr>
-        <w:numPr>
-          <w:ilvl w:val="0"/>
-          <w:numId w:val="0"/>
-        </w:numPr>
-        <w:tabs>
-          <w:tab w:val="left" w:pos="5880"/>
-        </w:tabs>
-        <w:spacing w:line="340" w:lineRule="exact"/>
-        <w:rPr>
-          <w:rFonts w:hint="eastAsia" w:ascii="仿宋" w:hAnsi="仿宋" w:eastAsia="仿宋" w:cs="仿宋"/>
-          <w:sz w:val="24"/>
-          <w:szCs w:val="24"/>
-        </w:rPr>
-      </w:pPr>
-    </w:p>
-    <w:p>
-      <w:pPr>
-        <w:numPr>
-          <w:ilvl w:val="0"/>
-          <w:numId w:val="0"/>
-        </w:numPr>
-        <w:tabs>
-          <w:tab w:val="left" w:pos="5880"/>
-        </w:tabs>
-        <w:spacing w:line="340" w:lineRule="exact"/>
-        <w:rPr>
-          <w:rFonts w:hint="eastAsia" w:ascii="仿宋" w:hAnsi="仿宋" w:eastAsia="仿宋" w:cs="仿宋"/>
-          <w:sz w:val="24"/>
-          <w:szCs w:val="24"/>
+          <w:sz w:val="22"/>
+          <w:szCs w:val="22"/>
         </w:rPr>
       </w:pPr>
     </w:p>
@@ -6170,42 +4669,19 @@
         <w:jc w:val="right"/>
         <w:rPr>
           <w:rFonts w:hint="eastAsia" w:ascii="仿宋" w:hAnsi="仿宋" w:eastAsia="仿宋" w:cs="仿宋"/>
-          <w:sz w:val="24"/>
-          <w:szCs w:val="24"/>
+          <w:sz w:val="22"/>
+          <w:szCs w:val="22"/>
           <w:lang w:val="en-US" w:eastAsia="zh-CN"/>
         </w:rPr>
       </w:pPr>
       <w:r>
         <w:rPr>
           <w:rFonts w:hint="eastAsia" w:ascii="仿宋" w:hAnsi="仿宋" w:eastAsia="仿宋" w:cs="仿宋"/>
-          <w:sz w:val="24"/>
-          <w:szCs w:val="24"/>
+          <w:sz w:val="22"/>
+          <w:szCs w:val="22"/>
           <w:lang w:val="en-US" w:eastAsia="zh-CN"/>
         </w:rPr>
         <w:t xml:space="preserve">             </w:t>
-      </w:r>
-    </w:p>
-    <w:p>
-      <w:pPr>
-        <w:wordWrap w:val="0"/>
-        <w:spacing w:line="340" w:lineRule="exact"/>
-        <w:ind w:right="240"/>
-        <w:jc w:val="right"/>
-        <w:rPr>
-          <w:rFonts w:hint="eastAsia" w:ascii="仿宋" w:hAnsi="仿宋" w:eastAsia="仿宋" w:cs="仿宋"/>
-          <w:sz w:val="24"/>
-          <w:szCs w:val="24"/>
-          <w:lang w:val="en-US" w:eastAsia="zh-CN"/>
-        </w:rPr>
-      </w:pPr>
-      <w:r>
-        <w:rPr>
-          <w:rFonts w:hint="eastAsia" w:ascii="仿宋" w:hAnsi="仿宋" w:eastAsia="仿宋" w:cs="仿宋"/>
-          <w:sz w:val="24"/>
-          <w:szCs w:val="24"/>
-          <w:lang w:val="en-US" w:eastAsia="zh-CN"/>
-        </w:rPr>
-        <w:t xml:space="preserve">   {{initiatorName}}</w:t>
       </w:r>
     </w:p>
     <w:p>
@@ -6216,53 +4692,32 @@
         <w:jc w:val="right"/>
         <w:rPr>
           <w:rFonts w:hint="eastAsia" w:ascii="仿宋" w:hAnsi="仿宋" w:eastAsia="仿宋" w:cs="仿宋"/>
-          <w:sz w:val="24"/>
-          <w:szCs w:val="24"/>
-          <w:lang w:val="en-US" w:eastAsia="zh-CN"/>
-        </w:rPr>
-      </w:pPr>
-    </w:p>
-    <w:p>
-      <w:pPr>
-        <w:wordWrap w:val="0"/>
-        <w:spacing w:line="340" w:lineRule="exact"/>
-        <w:ind w:right="240"/>
-        <w:jc w:val="right"/>
-        <w:rPr>
-          <w:rFonts w:hint="default" w:ascii="仿宋" w:hAnsi="仿宋" w:eastAsia="仿宋" w:cs="仿宋"/>
-          <w:sz w:val="24"/>
-          <w:szCs w:val="24"/>
-          <w:lang w:val="en-US" w:eastAsia="zh-CN"/>
+          <w:sz w:val="22"/>
+          <w:szCs w:val="22"/>
         </w:rPr>
       </w:pPr>
       <w:r>
         <w:rPr>
           <w:rFonts w:hint="eastAsia" w:ascii="仿宋" w:hAnsi="仿宋" w:eastAsia="仿宋" w:cs="仿宋"/>
-          <w:sz w:val="24"/>
-          <w:szCs w:val="24"/>
-        </w:rPr>
-        <w:t>年   月   日</w:t>
-      </w:r>
-      <w:r>
-        <w:rPr>
-          <w:rFonts w:hint="eastAsia" w:ascii="仿宋" w:hAnsi="仿宋" w:eastAsia="仿宋" w:cs="仿宋"/>
-          <w:sz w:val="24"/>
-          <w:szCs w:val="24"/>
+          <w:sz w:val="22"/>
+          <w:szCs w:val="22"/>
           <w:lang w:val="en-US" w:eastAsia="zh-CN"/>
         </w:rPr>
-        <w:t xml:space="preserve"> </w:t>
+        <w:t xml:space="preserve">    {{initiatorName}}</w:t>
       </w:r>
     </w:p>
     <w:p>
       <w:pPr>
         <w:ind w:firstLine="6820" w:firstLineChars="3100"/>
-        <w:rPr>
-          <w:rFonts w:hint="default" w:ascii="仿宋" w:hAnsi="仿宋" w:eastAsia="仿宋" w:cs="仿宋"/>
+      </w:pPr>
+      <w:r>
+        <w:rPr>
+          <w:rFonts w:hint="eastAsia" w:ascii="仿宋" w:hAnsi="仿宋" w:eastAsia="仿宋" w:cs="仿宋"/>
           <w:sz w:val="22"/>
           <w:szCs w:val="22"/>
-          <w:lang w:val="en-US" w:eastAsia="zh-CN"/>
-        </w:rPr>
-      </w:pPr>
+        </w:rPr>
+        <w:t>年   月   日</w:t>
+      </w:r>
     </w:p>
     <w:sectPr>
       <w:pgSz w:w="11906" w:h="16838"/>
